--- a/Lab08/ИУ5-22М Пермяков РНС ЛР8 улучшенный.docx
+++ b/Lab08/ИУ5-22М Пермяков РНС ЛР8 улучшенный.docx
@@ -655,6 +655,1870 @@
         <w:t>__________________________________________________________</w:t>
       </w:r>
     </w:p>
+    <w:bookmarkStart w:id="1" w:name="_Toc199978822" w:displacedByCustomXml="next"/>
+    <w:bookmarkStart w:id="2" w:name="_Toc136587575" w:displacedByCustomXml="next"/>
+    <w:sdt>
+      <w:sdtPr>
+        <w:id w:val="925759540"/>
+        <w:docPartObj>
+          <w:docPartGallery w:val="Table of Contents"/>
+          <w:docPartUnique/>
+        </w:docPartObj>
+      </w:sdtPr>
+      <w:sdtEndPr>
+        <w:rPr>
+          <w:rFonts w:ascii="Times New Roman" w:eastAsia="Times New Roman" w:hAnsi="Times New Roman" w:cs="Times New Roman"/>
+          <w:noProof/>
+          <w:color w:val="auto"/>
+          <w:sz w:val="24"/>
+          <w:szCs w:val="24"/>
+        </w:rPr>
+      </w:sdtEndPr>
+      <w:sdtContent>
+        <w:p>
+          <w:pPr>
+            <w:pStyle w:val="af3"/>
+            <w:spacing w:before="0" w:after="440" w:line="240" w:lineRule="auto"/>
+            <w:jc w:val="center"/>
+            <w:rPr>
+              <w:rFonts w:ascii="Times New Roman" w:hAnsi="Times New Roman" w:cs="Times New Roman"/>
+              <w:color w:val="auto"/>
+              <w:sz w:val="36"/>
+              <w:szCs w:val="36"/>
+            </w:rPr>
+          </w:pPr>
+          <w:r>
+            <w:rPr>
+              <w:rFonts w:ascii="Times New Roman" w:hAnsi="Times New Roman" w:cs="Times New Roman"/>
+              <w:color w:val="auto"/>
+              <w:sz w:val="36"/>
+              <w:szCs w:val="36"/>
+            </w:rPr>
+            <w:t>Оглавление</w:t>
+          </w:r>
+        </w:p>
+        <w:p>
+          <w:pPr>
+            <w:pStyle w:val="13"/>
+            <w:tabs>
+              <w:tab w:val="right" w:leader="dot" w:pos="9345"/>
+            </w:tabs>
+            <w:rPr>
+              <w:rFonts w:ascii="Times New Roman" w:eastAsiaTheme="minorEastAsia" w:hAnsi="Times New Roman" w:cs="Times New Roman"/>
+              <w:b w:val="0"/>
+              <w:bCs w:val="0"/>
+              <w:i w:val="0"/>
+              <w:iCs w:val="0"/>
+              <w:noProof/>
+              <w:kern w:val="2"/>
+              <w14:ligatures w14:val="standardContextual"/>
+            </w:rPr>
+          </w:pPr>
+          <w:r>
+            <w:rPr>
+              <w:rFonts w:ascii="Times New Roman" w:hAnsi="Times New Roman" w:cs="Times New Roman"/>
+              <w:b w:val="0"/>
+              <w:bCs w:val="0"/>
+              <w:i w:val="0"/>
+              <w:iCs w:val="0"/>
+            </w:rPr>
+            <w:fldChar w:fldCharType="begin"/>
+          </w:r>
+          <w:r>
+            <w:rPr>
+              <w:rFonts w:ascii="Times New Roman" w:hAnsi="Times New Roman" w:cs="Times New Roman"/>
+              <w:b w:val="0"/>
+              <w:bCs w:val="0"/>
+              <w:i w:val="0"/>
+              <w:iCs w:val="0"/>
+            </w:rPr>
+            <w:instrText>TOC \o "1-3" \h \z \u</w:instrText>
+          </w:r>
+          <w:r>
+            <w:rPr>
+              <w:rFonts w:ascii="Times New Roman" w:hAnsi="Times New Roman" w:cs="Times New Roman"/>
+              <w:b w:val="0"/>
+              <w:bCs w:val="0"/>
+              <w:i w:val="0"/>
+              <w:iCs w:val="0"/>
+            </w:rPr>
+            <w:fldChar w:fldCharType="separate"/>
+          </w:r>
+          <w:hyperlink w:anchor="_Toc230342055" w:history="1">
+            <w:r>
+              <w:rPr>
+                <w:rStyle w:val="af4"/>
+                <w:rFonts w:ascii="Times New Roman" w:hAnsi="Times New Roman" w:cs="Times New Roman"/>
+                <w:b w:val="0"/>
+                <w:bCs w:val="0"/>
+                <w:i w:val="0"/>
+                <w:iCs w:val="0"/>
+                <w:noProof/>
+              </w:rPr>
+              <w:t>ВВЕДЕНИЕ</w:t>
+            </w:r>
+            <w:r>
+              <w:rPr>
+                <w:rFonts w:ascii="Times New Roman" w:hAnsi="Times New Roman" w:cs="Times New Roman"/>
+                <w:b w:val="0"/>
+                <w:bCs w:val="0"/>
+                <w:i w:val="0"/>
+                <w:iCs w:val="0"/>
+                <w:noProof/>
+                <w:webHidden/>
+              </w:rPr>
+              <w:tab/>
+            </w:r>
+            <w:r>
+              <w:rPr>
+                <w:rFonts w:ascii="Times New Roman" w:hAnsi="Times New Roman" w:cs="Times New Roman"/>
+                <w:b w:val="0"/>
+                <w:bCs w:val="0"/>
+                <w:i w:val="0"/>
+                <w:iCs w:val="0"/>
+                <w:noProof/>
+                <w:webHidden/>
+              </w:rPr>
+              <w:fldChar w:fldCharType="begin"/>
+            </w:r>
+            <w:r>
+              <w:rPr>
+                <w:rFonts w:ascii="Times New Roman" w:hAnsi="Times New Roman" w:cs="Times New Roman"/>
+                <w:b w:val="0"/>
+                <w:bCs w:val="0"/>
+                <w:i w:val="0"/>
+                <w:iCs w:val="0"/>
+                <w:noProof/>
+                <w:webHidden/>
+              </w:rPr>
+              <w:instrText xml:space="preserve"> PAGEREF _Toc230342055 \h </w:instrText>
+            </w:r>
+            <w:r>
+              <w:rPr>
+                <w:rFonts w:ascii="Times New Roman" w:hAnsi="Times New Roman" w:cs="Times New Roman"/>
+                <w:b w:val="0"/>
+                <w:bCs w:val="0"/>
+                <w:i w:val="0"/>
+                <w:iCs w:val="0"/>
+                <w:noProof/>
+                <w:webHidden/>
+              </w:rPr>
+            </w:r>
+            <w:r>
+              <w:rPr>
+                <w:rFonts w:ascii="Times New Roman" w:hAnsi="Times New Roman" w:cs="Times New Roman"/>
+                <w:b w:val="0"/>
+                <w:bCs w:val="0"/>
+                <w:i w:val="0"/>
+                <w:iCs w:val="0"/>
+                <w:noProof/>
+                <w:webHidden/>
+              </w:rPr>
+              <w:fldChar w:fldCharType="separate"/>
+            </w:r>
+            <w:r>
+              <w:rPr>
+                <w:rFonts w:ascii="Times New Roman" w:hAnsi="Times New Roman" w:cs="Times New Roman"/>
+                <w:b w:val="0"/>
+                <w:bCs w:val="0"/>
+                <w:i w:val="0"/>
+                <w:iCs w:val="0"/>
+                <w:noProof/>
+                <w:webHidden/>
+              </w:rPr>
+              <w:t>3</w:t>
+            </w:r>
+            <w:r>
+              <w:rPr>
+                <w:rFonts w:ascii="Times New Roman" w:hAnsi="Times New Roman" w:cs="Times New Roman"/>
+                <w:b w:val="0"/>
+                <w:bCs w:val="0"/>
+                <w:i w:val="0"/>
+                <w:iCs w:val="0"/>
+                <w:noProof/>
+                <w:webHidden/>
+              </w:rPr>
+              <w:fldChar w:fldCharType="end"/>
+            </w:r>
+          </w:hyperlink>
+        </w:p>
+        <w:p>
+          <w:pPr>
+            <w:pStyle w:val="13"/>
+            <w:tabs>
+              <w:tab w:val="right" w:leader="dot" w:pos="9345"/>
+            </w:tabs>
+            <w:rPr>
+              <w:rFonts w:ascii="Times New Roman" w:eastAsiaTheme="minorEastAsia" w:hAnsi="Times New Roman" w:cs="Times New Roman"/>
+              <w:b w:val="0"/>
+              <w:bCs w:val="0"/>
+              <w:i w:val="0"/>
+              <w:iCs w:val="0"/>
+              <w:noProof/>
+              <w:kern w:val="2"/>
+              <w14:ligatures w14:val="standardContextual"/>
+            </w:rPr>
+          </w:pPr>
+          <w:hyperlink w:anchor="_Toc230342056" w:history="1">
+            <w:r>
+              <w:rPr>
+                <w:rStyle w:val="af4"/>
+                <w:rFonts w:ascii="Times New Roman" w:hAnsi="Times New Roman" w:cs="Times New Roman"/>
+                <w:b w:val="0"/>
+                <w:bCs w:val="0"/>
+                <w:i w:val="0"/>
+                <w:iCs w:val="0"/>
+                <w:noProof/>
+              </w:rPr>
+              <w:t>Задание</w:t>
+            </w:r>
+            <w:r>
+              <w:rPr>
+                <w:rFonts w:ascii="Times New Roman" w:hAnsi="Times New Roman" w:cs="Times New Roman"/>
+                <w:b w:val="0"/>
+                <w:bCs w:val="0"/>
+                <w:i w:val="0"/>
+                <w:iCs w:val="0"/>
+                <w:noProof/>
+                <w:webHidden/>
+              </w:rPr>
+              <w:tab/>
+            </w:r>
+            <w:r>
+              <w:rPr>
+                <w:rFonts w:ascii="Times New Roman" w:hAnsi="Times New Roman" w:cs="Times New Roman"/>
+                <w:b w:val="0"/>
+                <w:bCs w:val="0"/>
+                <w:i w:val="0"/>
+                <w:iCs w:val="0"/>
+                <w:noProof/>
+                <w:webHidden/>
+              </w:rPr>
+              <w:fldChar w:fldCharType="begin"/>
+            </w:r>
+            <w:r>
+              <w:rPr>
+                <w:rFonts w:ascii="Times New Roman" w:hAnsi="Times New Roman" w:cs="Times New Roman"/>
+                <w:b w:val="0"/>
+                <w:bCs w:val="0"/>
+                <w:i w:val="0"/>
+                <w:iCs w:val="0"/>
+                <w:noProof/>
+                <w:webHidden/>
+              </w:rPr>
+              <w:instrText xml:space="preserve"> PAGEREF _Toc230342056 \h </w:instrText>
+            </w:r>
+            <w:r>
+              <w:rPr>
+                <w:rFonts w:ascii="Times New Roman" w:hAnsi="Times New Roman" w:cs="Times New Roman"/>
+                <w:b w:val="0"/>
+                <w:bCs w:val="0"/>
+                <w:i w:val="0"/>
+                <w:iCs w:val="0"/>
+                <w:noProof/>
+                <w:webHidden/>
+              </w:rPr>
+            </w:r>
+            <w:r>
+              <w:rPr>
+                <w:rFonts w:ascii="Times New Roman" w:hAnsi="Times New Roman" w:cs="Times New Roman"/>
+                <w:b w:val="0"/>
+                <w:bCs w:val="0"/>
+                <w:i w:val="0"/>
+                <w:iCs w:val="0"/>
+                <w:noProof/>
+                <w:webHidden/>
+              </w:rPr>
+              <w:fldChar w:fldCharType="separate"/>
+            </w:r>
+            <w:r>
+              <w:rPr>
+                <w:rFonts w:ascii="Times New Roman" w:hAnsi="Times New Roman" w:cs="Times New Roman"/>
+                <w:b w:val="0"/>
+                <w:bCs w:val="0"/>
+                <w:i w:val="0"/>
+                <w:iCs w:val="0"/>
+                <w:noProof/>
+                <w:webHidden/>
+              </w:rPr>
+              <w:t>4</w:t>
+            </w:r>
+            <w:r>
+              <w:rPr>
+                <w:rFonts w:ascii="Times New Roman" w:hAnsi="Times New Roman" w:cs="Times New Roman"/>
+                <w:b w:val="0"/>
+                <w:bCs w:val="0"/>
+                <w:i w:val="0"/>
+                <w:iCs w:val="0"/>
+                <w:noProof/>
+                <w:webHidden/>
+              </w:rPr>
+              <w:fldChar w:fldCharType="end"/>
+            </w:r>
+          </w:hyperlink>
+        </w:p>
+        <w:p>
+          <w:pPr>
+            <w:pStyle w:val="13"/>
+            <w:tabs>
+              <w:tab w:val="right" w:leader="dot" w:pos="9345"/>
+            </w:tabs>
+            <w:rPr>
+              <w:rFonts w:ascii="Times New Roman" w:eastAsiaTheme="minorEastAsia" w:hAnsi="Times New Roman" w:cs="Times New Roman"/>
+              <w:b w:val="0"/>
+              <w:bCs w:val="0"/>
+              <w:i w:val="0"/>
+              <w:iCs w:val="0"/>
+              <w:noProof/>
+              <w:kern w:val="2"/>
+              <w14:ligatures w14:val="standardContextual"/>
+            </w:rPr>
+          </w:pPr>
+          <w:hyperlink w:anchor="_Toc230342057" w:history="1">
+            <w:r>
+              <w:rPr>
+                <w:rStyle w:val="af4"/>
+                <w:rFonts w:ascii="Times New Roman" w:hAnsi="Times New Roman" w:cs="Times New Roman"/>
+                <w:b w:val="0"/>
+                <w:bCs w:val="0"/>
+                <w:i w:val="0"/>
+                <w:iCs w:val="0"/>
+                <w:noProof/>
+              </w:rPr>
+              <w:t>Задания для самостоятельной работы</w:t>
+            </w:r>
+            <w:r>
+              <w:rPr>
+                <w:rFonts w:ascii="Times New Roman" w:hAnsi="Times New Roman" w:cs="Times New Roman"/>
+                <w:b w:val="0"/>
+                <w:bCs w:val="0"/>
+                <w:i w:val="0"/>
+                <w:iCs w:val="0"/>
+                <w:noProof/>
+                <w:webHidden/>
+              </w:rPr>
+              <w:tab/>
+            </w:r>
+            <w:r>
+              <w:rPr>
+                <w:rFonts w:ascii="Times New Roman" w:hAnsi="Times New Roman" w:cs="Times New Roman"/>
+                <w:b w:val="0"/>
+                <w:bCs w:val="0"/>
+                <w:i w:val="0"/>
+                <w:iCs w:val="0"/>
+                <w:noProof/>
+                <w:webHidden/>
+              </w:rPr>
+              <w:fldChar w:fldCharType="begin"/>
+            </w:r>
+            <w:r>
+              <w:rPr>
+                <w:rFonts w:ascii="Times New Roman" w:hAnsi="Times New Roman" w:cs="Times New Roman"/>
+                <w:b w:val="0"/>
+                <w:bCs w:val="0"/>
+                <w:i w:val="0"/>
+                <w:iCs w:val="0"/>
+                <w:noProof/>
+                <w:webHidden/>
+              </w:rPr>
+              <w:instrText xml:space="preserve"> PAGEREF _Toc230342057 \h </w:instrText>
+            </w:r>
+            <w:r>
+              <w:rPr>
+                <w:rFonts w:ascii="Times New Roman" w:hAnsi="Times New Roman" w:cs="Times New Roman"/>
+                <w:b w:val="0"/>
+                <w:bCs w:val="0"/>
+                <w:i w:val="0"/>
+                <w:iCs w:val="0"/>
+                <w:noProof/>
+                <w:webHidden/>
+              </w:rPr>
+            </w:r>
+            <w:r>
+              <w:rPr>
+                <w:rFonts w:ascii="Times New Roman" w:hAnsi="Times New Roman" w:cs="Times New Roman"/>
+                <w:b w:val="0"/>
+                <w:bCs w:val="0"/>
+                <w:i w:val="0"/>
+                <w:iCs w:val="0"/>
+                <w:noProof/>
+                <w:webHidden/>
+              </w:rPr>
+              <w:fldChar w:fldCharType="separate"/>
+            </w:r>
+            <w:r>
+              <w:rPr>
+                <w:rFonts w:ascii="Times New Roman" w:hAnsi="Times New Roman" w:cs="Times New Roman"/>
+                <w:b w:val="0"/>
+                <w:bCs w:val="0"/>
+                <w:i w:val="0"/>
+                <w:iCs w:val="0"/>
+                <w:noProof/>
+                <w:webHidden/>
+              </w:rPr>
+              <w:t>4</w:t>
+            </w:r>
+            <w:r>
+              <w:rPr>
+                <w:rFonts w:ascii="Times New Roman" w:hAnsi="Times New Roman" w:cs="Times New Roman"/>
+                <w:b w:val="0"/>
+                <w:bCs w:val="0"/>
+                <w:i w:val="0"/>
+                <w:iCs w:val="0"/>
+                <w:noProof/>
+                <w:webHidden/>
+              </w:rPr>
+              <w:fldChar w:fldCharType="end"/>
+            </w:r>
+          </w:hyperlink>
+        </w:p>
+        <w:p>
+          <w:pPr>
+            <w:pStyle w:val="13"/>
+            <w:tabs>
+              <w:tab w:val="right" w:leader="dot" w:pos="9345"/>
+            </w:tabs>
+            <w:rPr>
+              <w:rFonts w:ascii="Times New Roman" w:eastAsiaTheme="minorEastAsia" w:hAnsi="Times New Roman" w:cs="Times New Roman"/>
+              <w:b w:val="0"/>
+              <w:bCs w:val="0"/>
+              <w:i w:val="0"/>
+              <w:iCs w:val="0"/>
+              <w:noProof/>
+              <w:kern w:val="2"/>
+              <w14:ligatures w14:val="standardContextual"/>
+            </w:rPr>
+          </w:pPr>
+          <w:hyperlink w:anchor="_Toc230342058" w:history="1">
+            <w:r>
+              <w:rPr>
+                <w:rStyle w:val="af4"/>
+                <w:rFonts w:ascii="Times New Roman" w:hAnsi="Times New Roman" w:cs="Times New Roman"/>
+                <w:b w:val="0"/>
+                <w:bCs w:val="0"/>
+                <w:i w:val="0"/>
+                <w:iCs w:val="0"/>
+                <w:noProof/>
+              </w:rPr>
+              <w:t>Ход работы</w:t>
+            </w:r>
+            <w:r>
+              <w:rPr>
+                <w:rFonts w:ascii="Times New Roman" w:hAnsi="Times New Roman" w:cs="Times New Roman"/>
+                <w:b w:val="0"/>
+                <w:bCs w:val="0"/>
+                <w:i w:val="0"/>
+                <w:iCs w:val="0"/>
+                <w:noProof/>
+                <w:webHidden/>
+              </w:rPr>
+              <w:tab/>
+            </w:r>
+            <w:r>
+              <w:rPr>
+                <w:rFonts w:ascii="Times New Roman" w:hAnsi="Times New Roman" w:cs="Times New Roman"/>
+                <w:b w:val="0"/>
+                <w:bCs w:val="0"/>
+                <w:i w:val="0"/>
+                <w:iCs w:val="0"/>
+                <w:noProof/>
+                <w:webHidden/>
+              </w:rPr>
+              <w:fldChar w:fldCharType="begin"/>
+            </w:r>
+            <w:r>
+              <w:rPr>
+                <w:rFonts w:ascii="Times New Roman" w:hAnsi="Times New Roman" w:cs="Times New Roman"/>
+                <w:b w:val="0"/>
+                <w:bCs w:val="0"/>
+                <w:i w:val="0"/>
+                <w:iCs w:val="0"/>
+                <w:noProof/>
+                <w:webHidden/>
+              </w:rPr>
+              <w:instrText xml:space="preserve"> PAGEREF _Toc230342058 \h </w:instrText>
+            </w:r>
+            <w:r>
+              <w:rPr>
+                <w:rFonts w:ascii="Times New Roman" w:hAnsi="Times New Roman" w:cs="Times New Roman"/>
+                <w:b w:val="0"/>
+                <w:bCs w:val="0"/>
+                <w:i w:val="0"/>
+                <w:iCs w:val="0"/>
+                <w:noProof/>
+                <w:webHidden/>
+              </w:rPr>
+            </w:r>
+            <w:r>
+              <w:rPr>
+                <w:rFonts w:ascii="Times New Roman" w:hAnsi="Times New Roman" w:cs="Times New Roman"/>
+                <w:b w:val="0"/>
+                <w:bCs w:val="0"/>
+                <w:i w:val="0"/>
+                <w:iCs w:val="0"/>
+                <w:noProof/>
+                <w:webHidden/>
+              </w:rPr>
+              <w:fldChar w:fldCharType="separate"/>
+            </w:r>
+            <w:r>
+              <w:rPr>
+                <w:rFonts w:ascii="Times New Roman" w:hAnsi="Times New Roman" w:cs="Times New Roman"/>
+                <w:b w:val="0"/>
+                <w:bCs w:val="0"/>
+                <w:i w:val="0"/>
+                <w:iCs w:val="0"/>
+                <w:noProof/>
+                <w:webHidden/>
+              </w:rPr>
+              <w:t>4</w:t>
+            </w:r>
+            <w:r>
+              <w:rPr>
+                <w:rFonts w:ascii="Times New Roman" w:hAnsi="Times New Roman" w:cs="Times New Roman"/>
+                <w:b w:val="0"/>
+                <w:bCs w:val="0"/>
+                <w:i w:val="0"/>
+                <w:iCs w:val="0"/>
+                <w:noProof/>
+                <w:webHidden/>
+              </w:rPr>
+              <w:fldChar w:fldCharType="end"/>
+            </w:r>
+          </w:hyperlink>
+        </w:p>
+        <w:p>
+          <w:pPr>
+            <w:pStyle w:val="13"/>
+            <w:tabs>
+              <w:tab w:val="right" w:leader="dot" w:pos="9345"/>
+            </w:tabs>
+            <w:rPr>
+              <w:rFonts w:ascii="Times New Roman" w:eastAsiaTheme="minorEastAsia" w:hAnsi="Times New Roman" w:cs="Times New Roman"/>
+              <w:b w:val="0"/>
+              <w:bCs w:val="0"/>
+              <w:i w:val="0"/>
+              <w:iCs w:val="0"/>
+              <w:noProof/>
+              <w:kern w:val="2"/>
+              <w14:ligatures w14:val="standardContextual"/>
+            </w:rPr>
+          </w:pPr>
+          <w:hyperlink w:anchor="_Toc230342059" w:history="1">
+            <w:r>
+              <w:rPr>
+                <w:rStyle w:val="af4"/>
+                <w:rFonts w:ascii="Times New Roman" w:hAnsi="Times New Roman" w:cs="Times New Roman"/>
+                <w:b w:val="0"/>
+                <w:bCs w:val="0"/>
+                <w:i w:val="0"/>
+                <w:iCs w:val="0"/>
+                <w:noProof/>
+              </w:rPr>
+              <w:t>1. Проведите обучение трех моделей по вашему варианту для вашего города</w:t>
+            </w:r>
+            <w:r>
+              <w:rPr>
+                <w:rFonts w:ascii="Times New Roman" w:hAnsi="Times New Roman" w:cs="Times New Roman"/>
+                <w:b w:val="0"/>
+                <w:bCs w:val="0"/>
+                <w:i w:val="0"/>
+                <w:iCs w:val="0"/>
+                <w:noProof/>
+                <w:webHidden/>
+              </w:rPr>
+              <w:tab/>
+            </w:r>
+            <w:r>
+              <w:rPr>
+                <w:rFonts w:ascii="Times New Roman" w:hAnsi="Times New Roman" w:cs="Times New Roman"/>
+                <w:b w:val="0"/>
+                <w:bCs w:val="0"/>
+                <w:i w:val="0"/>
+                <w:iCs w:val="0"/>
+                <w:noProof/>
+                <w:webHidden/>
+              </w:rPr>
+              <w:fldChar w:fldCharType="begin"/>
+            </w:r>
+            <w:r>
+              <w:rPr>
+                <w:rFonts w:ascii="Times New Roman" w:hAnsi="Times New Roman" w:cs="Times New Roman"/>
+                <w:b w:val="0"/>
+                <w:bCs w:val="0"/>
+                <w:i w:val="0"/>
+                <w:iCs w:val="0"/>
+                <w:noProof/>
+                <w:webHidden/>
+              </w:rPr>
+              <w:instrText xml:space="preserve"> PAGEREF _Toc230342059 \h </w:instrText>
+            </w:r>
+            <w:r>
+              <w:rPr>
+                <w:rFonts w:ascii="Times New Roman" w:hAnsi="Times New Roman" w:cs="Times New Roman"/>
+                <w:b w:val="0"/>
+                <w:bCs w:val="0"/>
+                <w:i w:val="0"/>
+                <w:iCs w:val="0"/>
+                <w:noProof/>
+                <w:webHidden/>
+              </w:rPr>
+            </w:r>
+            <w:r>
+              <w:rPr>
+                <w:rFonts w:ascii="Times New Roman" w:hAnsi="Times New Roman" w:cs="Times New Roman"/>
+                <w:b w:val="0"/>
+                <w:bCs w:val="0"/>
+                <w:i w:val="0"/>
+                <w:iCs w:val="0"/>
+                <w:noProof/>
+                <w:webHidden/>
+              </w:rPr>
+              <w:fldChar w:fldCharType="separate"/>
+            </w:r>
+            <w:r>
+              <w:rPr>
+                <w:rFonts w:ascii="Times New Roman" w:hAnsi="Times New Roman" w:cs="Times New Roman"/>
+                <w:b w:val="0"/>
+                <w:bCs w:val="0"/>
+                <w:i w:val="0"/>
+                <w:iCs w:val="0"/>
+                <w:noProof/>
+                <w:webHidden/>
+              </w:rPr>
+              <w:t>4</w:t>
+            </w:r>
+            <w:r>
+              <w:rPr>
+                <w:rFonts w:ascii="Times New Roman" w:hAnsi="Times New Roman" w:cs="Times New Roman"/>
+                <w:b w:val="0"/>
+                <w:bCs w:val="0"/>
+                <w:i w:val="0"/>
+                <w:iCs w:val="0"/>
+                <w:noProof/>
+                <w:webHidden/>
+              </w:rPr>
+              <w:fldChar w:fldCharType="end"/>
+            </w:r>
+          </w:hyperlink>
+        </w:p>
+        <w:p>
+          <w:pPr>
+            <w:pStyle w:val="13"/>
+            <w:tabs>
+              <w:tab w:val="right" w:leader="dot" w:pos="9345"/>
+            </w:tabs>
+            <w:rPr>
+              <w:rFonts w:ascii="Times New Roman" w:eastAsiaTheme="minorEastAsia" w:hAnsi="Times New Roman" w:cs="Times New Roman"/>
+              <w:b w:val="0"/>
+              <w:bCs w:val="0"/>
+              <w:i w:val="0"/>
+              <w:iCs w:val="0"/>
+              <w:noProof/>
+              <w:kern w:val="2"/>
+              <w14:ligatures w14:val="standardContextual"/>
+            </w:rPr>
+          </w:pPr>
+          <w:hyperlink w:anchor="_Toc230342060" w:history="1">
+            <w:r>
+              <w:rPr>
+                <w:rStyle w:val="af4"/>
+                <w:rFonts w:ascii="Times New Roman" w:hAnsi="Times New Roman" w:cs="Times New Roman"/>
+                <w:b w:val="0"/>
+                <w:bCs w:val="0"/>
+                <w:i w:val="0"/>
+                <w:iCs w:val="0"/>
+                <w:noProof/>
+              </w:rPr>
+              <w:t>2. Измените гиперпараметры обучения для улучшения модели: количество эпох, размер батча, скорость обучения</w:t>
+            </w:r>
+            <w:r>
+              <w:rPr>
+                <w:rFonts w:ascii="Times New Roman" w:hAnsi="Times New Roman" w:cs="Times New Roman"/>
+                <w:b w:val="0"/>
+                <w:bCs w:val="0"/>
+                <w:i w:val="0"/>
+                <w:iCs w:val="0"/>
+                <w:noProof/>
+                <w:webHidden/>
+              </w:rPr>
+              <w:tab/>
+            </w:r>
+            <w:r>
+              <w:rPr>
+                <w:rFonts w:ascii="Times New Roman" w:hAnsi="Times New Roman" w:cs="Times New Roman"/>
+                <w:b w:val="0"/>
+                <w:bCs w:val="0"/>
+                <w:i w:val="0"/>
+                <w:iCs w:val="0"/>
+                <w:noProof/>
+                <w:webHidden/>
+              </w:rPr>
+              <w:fldChar w:fldCharType="begin"/>
+            </w:r>
+            <w:r>
+              <w:rPr>
+                <w:rFonts w:ascii="Times New Roman" w:hAnsi="Times New Roman" w:cs="Times New Roman"/>
+                <w:b w:val="0"/>
+                <w:bCs w:val="0"/>
+                <w:i w:val="0"/>
+                <w:iCs w:val="0"/>
+                <w:noProof/>
+                <w:webHidden/>
+              </w:rPr>
+              <w:instrText xml:space="preserve"> PAGEREF _Toc230342060 \h </w:instrText>
+            </w:r>
+            <w:r>
+              <w:rPr>
+                <w:rFonts w:ascii="Times New Roman" w:hAnsi="Times New Roman" w:cs="Times New Roman"/>
+                <w:b w:val="0"/>
+                <w:bCs w:val="0"/>
+                <w:i w:val="0"/>
+                <w:iCs w:val="0"/>
+                <w:noProof/>
+                <w:webHidden/>
+              </w:rPr>
+            </w:r>
+            <w:r>
+              <w:rPr>
+                <w:rFonts w:ascii="Times New Roman" w:hAnsi="Times New Roman" w:cs="Times New Roman"/>
+                <w:b w:val="0"/>
+                <w:bCs w:val="0"/>
+                <w:i w:val="0"/>
+                <w:iCs w:val="0"/>
+                <w:noProof/>
+                <w:webHidden/>
+              </w:rPr>
+              <w:fldChar w:fldCharType="separate"/>
+            </w:r>
+            <w:r>
+              <w:rPr>
+                <w:rFonts w:ascii="Times New Roman" w:hAnsi="Times New Roman" w:cs="Times New Roman"/>
+                <w:b w:val="0"/>
+                <w:bCs w:val="0"/>
+                <w:i w:val="0"/>
+                <w:iCs w:val="0"/>
+                <w:noProof/>
+                <w:webHidden/>
+              </w:rPr>
+              <w:t>7</w:t>
+            </w:r>
+            <w:r>
+              <w:rPr>
+                <w:rFonts w:ascii="Times New Roman" w:hAnsi="Times New Roman" w:cs="Times New Roman"/>
+                <w:b w:val="0"/>
+                <w:bCs w:val="0"/>
+                <w:i w:val="0"/>
+                <w:iCs w:val="0"/>
+                <w:noProof/>
+                <w:webHidden/>
+              </w:rPr>
+              <w:fldChar w:fldCharType="end"/>
+            </w:r>
+          </w:hyperlink>
+        </w:p>
+        <w:p>
+          <w:pPr>
+            <w:pStyle w:val="13"/>
+            <w:tabs>
+              <w:tab w:val="right" w:leader="dot" w:pos="9345"/>
+            </w:tabs>
+            <w:rPr>
+              <w:rFonts w:ascii="Times New Roman" w:eastAsiaTheme="minorEastAsia" w:hAnsi="Times New Roman" w:cs="Times New Roman"/>
+              <w:b w:val="0"/>
+              <w:bCs w:val="0"/>
+              <w:i w:val="0"/>
+              <w:iCs w:val="0"/>
+              <w:noProof/>
+              <w:kern w:val="2"/>
+              <w14:ligatures w14:val="standardContextual"/>
+            </w:rPr>
+          </w:pPr>
+          <w:hyperlink w:anchor="_Toc230342061" w:history="1">
+            <w:r>
+              <w:rPr>
+                <w:rStyle w:val="af4"/>
+                <w:rFonts w:ascii="Times New Roman" w:hAnsi="Times New Roman" w:cs="Times New Roman"/>
+                <w:b w:val="0"/>
+                <w:bCs w:val="0"/>
+                <w:i w:val="0"/>
+                <w:iCs w:val="0"/>
+                <w:noProof/>
+              </w:rPr>
+              <w:t>3. Создайте два варианта синтетических данных: первый вариант только сезонная компонента и шум; второй вариант только меняющийся тренд и шум</w:t>
+            </w:r>
+            <w:r>
+              <w:rPr>
+                <w:rFonts w:ascii="Times New Roman" w:hAnsi="Times New Roman" w:cs="Times New Roman"/>
+                <w:b w:val="0"/>
+                <w:bCs w:val="0"/>
+                <w:i w:val="0"/>
+                <w:iCs w:val="0"/>
+                <w:noProof/>
+                <w:webHidden/>
+              </w:rPr>
+              <w:tab/>
+            </w:r>
+            <w:r>
+              <w:rPr>
+                <w:rFonts w:ascii="Times New Roman" w:hAnsi="Times New Roman" w:cs="Times New Roman"/>
+                <w:b w:val="0"/>
+                <w:bCs w:val="0"/>
+                <w:i w:val="0"/>
+                <w:iCs w:val="0"/>
+                <w:noProof/>
+                <w:webHidden/>
+              </w:rPr>
+              <w:fldChar w:fldCharType="begin"/>
+            </w:r>
+            <w:r>
+              <w:rPr>
+                <w:rFonts w:ascii="Times New Roman" w:hAnsi="Times New Roman" w:cs="Times New Roman"/>
+                <w:b w:val="0"/>
+                <w:bCs w:val="0"/>
+                <w:i w:val="0"/>
+                <w:iCs w:val="0"/>
+                <w:noProof/>
+                <w:webHidden/>
+              </w:rPr>
+              <w:instrText xml:space="preserve"> PAGEREF _Toc230342061 \h </w:instrText>
+            </w:r>
+            <w:r>
+              <w:rPr>
+                <w:rFonts w:ascii="Times New Roman" w:hAnsi="Times New Roman" w:cs="Times New Roman"/>
+                <w:b w:val="0"/>
+                <w:bCs w:val="0"/>
+                <w:i w:val="0"/>
+                <w:iCs w:val="0"/>
+                <w:noProof/>
+                <w:webHidden/>
+              </w:rPr>
+            </w:r>
+            <w:r>
+              <w:rPr>
+                <w:rFonts w:ascii="Times New Roman" w:hAnsi="Times New Roman" w:cs="Times New Roman"/>
+                <w:b w:val="0"/>
+                <w:bCs w:val="0"/>
+                <w:i w:val="0"/>
+                <w:iCs w:val="0"/>
+                <w:noProof/>
+                <w:webHidden/>
+              </w:rPr>
+              <w:fldChar w:fldCharType="separate"/>
+            </w:r>
+            <w:r>
+              <w:rPr>
+                <w:rFonts w:ascii="Times New Roman" w:hAnsi="Times New Roman" w:cs="Times New Roman"/>
+                <w:b w:val="0"/>
+                <w:bCs w:val="0"/>
+                <w:i w:val="0"/>
+                <w:iCs w:val="0"/>
+                <w:noProof/>
+                <w:webHidden/>
+              </w:rPr>
+              <w:t>9</w:t>
+            </w:r>
+            <w:r>
+              <w:rPr>
+                <w:rFonts w:ascii="Times New Roman" w:hAnsi="Times New Roman" w:cs="Times New Roman"/>
+                <w:b w:val="0"/>
+                <w:bCs w:val="0"/>
+                <w:i w:val="0"/>
+                <w:iCs w:val="0"/>
+                <w:noProof/>
+                <w:webHidden/>
+              </w:rPr>
+              <w:fldChar w:fldCharType="end"/>
+            </w:r>
+          </w:hyperlink>
+        </w:p>
+        <w:p>
+          <w:pPr>
+            <w:pStyle w:val="13"/>
+            <w:tabs>
+              <w:tab w:val="right" w:leader="dot" w:pos="9345"/>
+            </w:tabs>
+            <w:rPr>
+              <w:rFonts w:ascii="Times New Roman" w:eastAsiaTheme="minorEastAsia" w:hAnsi="Times New Roman" w:cs="Times New Roman"/>
+              <w:b w:val="0"/>
+              <w:bCs w:val="0"/>
+              <w:i w:val="0"/>
+              <w:iCs w:val="0"/>
+              <w:noProof/>
+              <w:kern w:val="2"/>
+              <w14:ligatures w14:val="standardContextual"/>
+            </w:rPr>
+          </w:pPr>
+          <w:hyperlink w:anchor="_Toc230342062" w:history="1">
+            <w:r>
+              <w:rPr>
+                <w:rStyle w:val="af4"/>
+                <w:rFonts w:ascii="Times New Roman" w:hAnsi="Times New Roman" w:cs="Times New Roman"/>
+                <w:b w:val="0"/>
+                <w:bCs w:val="0"/>
+                <w:i w:val="0"/>
+                <w:iCs w:val="0"/>
+                <w:noProof/>
+              </w:rPr>
+              <w:t>4. Измените конфигурацию нейросети: оставьте одну однонаправленную ячейку LSTM с выходным полносвязным слоем. Обучите ее на новых синтетических данных и сравните 3 разных варианта размерности состояния ячейки.</w:t>
+            </w:r>
+            <w:r>
+              <w:rPr>
+                <w:rFonts w:ascii="Times New Roman" w:hAnsi="Times New Roman" w:cs="Times New Roman"/>
+                <w:b w:val="0"/>
+                <w:bCs w:val="0"/>
+                <w:i w:val="0"/>
+                <w:iCs w:val="0"/>
+                <w:noProof/>
+                <w:webHidden/>
+              </w:rPr>
+              <w:tab/>
+            </w:r>
+            <w:r>
+              <w:rPr>
+                <w:rFonts w:ascii="Times New Roman" w:hAnsi="Times New Roman" w:cs="Times New Roman"/>
+                <w:b w:val="0"/>
+                <w:bCs w:val="0"/>
+                <w:i w:val="0"/>
+                <w:iCs w:val="0"/>
+                <w:noProof/>
+                <w:webHidden/>
+              </w:rPr>
+              <w:fldChar w:fldCharType="begin"/>
+            </w:r>
+            <w:r>
+              <w:rPr>
+                <w:rFonts w:ascii="Times New Roman" w:hAnsi="Times New Roman" w:cs="Times New Roman"/>
+                <w:b w:val="0"/>
+                <w:bCs w:val="0"/>
+                <w:i w:val="0"/>
+                <w:iCs w:val="0"/>
+                <w:noProof/>
+                <w:webHidden/>
+              </w:rPr>
+              <w:instrText xml:space="preserve"> PAGEREF _Toc230342062 \h </w:instrText>
+            </w:r>
+            <w:r>
+              <w:rPr>
+                <w:rFonts w:ascii="Times New Roman" w:hAnsi="Times New Roman" w:cs="Times New Roman"/>
+                <w:b w:val="0"/>
+                <w:bCs w:val="0"/>
+                <w:i w:val="0"/>
+                <w:iCs w:val="0"/>
+                <w:noProof/>
+                <w:webHidden/>
+              </w:rPr>
+            </w:r>
+            <w:r>
+              <w:rPr>
+                <w:rFonts w:ascii="Times New Roman" w:hAnsi="Times New Roman" w:cs="Times New Roman"/>
+                <w:b w:val="0"/>
+                <w:bCs w:val="0"/>
+                <w:i w:val="0"/>
+                <w:iCs w:val="0"/>
+                <w:noProof/>
+                <w:webHidden/>
+              </w:rPr>
+              <w:fldChar w:fldCharType="separate"/>
+            </w:r>
+            <w:r>
+              <w:rPr>
+                <w:rFonts w:ascii="Times New Roman" w:hAnsi="Times New Roman" w:cs="Times New Roman"/>
+                <w:b w:val="0"/>
+                <w:bCs w:val="0"/>
+                <w:i w:val="0"/>
+                <w:iCs w:val="0"/>
+                <w:noProof/>
+                <w:webHidden/>
+              </w:rPr>
+              <w:t>10</w:t>
+            </w:r>
+            <w:r>
+              <w:rPr>
+                <w:rFonts w:ascii="Times New Roman" w:hAnsi="Times New Roman" w:cs="Times New Roman"/>
+                <w:b w:val="0"/>
+                <w:bCs w:val="0"/>
+                <w:i w:val="0"/>
+                <w:iCs w:val="0"/>
+                <w:noProof/>
+                <w:webHidden/>
+              </w:rPr>
+              <w:fldChar w:fldCharType="end"/>
+            </w:r>
+          </w:hyperlink>
+        </w:p>
+        <w:p>
+          <w:pPr>
+            <w:pStyle w:val="13"/>
+            <w:tabs>
+              <w:tab w:val="right" w:leader="dot" w:pos="9345"/>
+            </w:tabs>
+            <w:rPr>
+              <w:rFonts w:ascii="Times New Roman" w:eastAsiaTheme="minorEastAsia" w:hAnsi="Times New Roman" w:cs="Times New Roman"/>
+              <w:b w:val="0"/>
+              <w:bCs w:val="0"/>
+              <w:i w:val="0"/>
+              <w:iCs w:val="0"/>
+              <w:noProof/>
+              <w:kern w:val="2"/>
+              <w14:ligatures w14:val="standardContextual"/>
+            </w:rPr>
+          </w:pPr>
+          <w:hyperlink w:anchor="_Toc230342063" w:history="1">
+            <w:r>
+              <w:rPr>
+                <w:rStyle w:val="af4"/>
+                <w:rFonts w:ascii="Times New Roman" w:hAnsi="Times New Roman" w:cs="Times New Roman"/>
+                <w:b w:val="0"/>
+                <w:bCs w:val="0"/>
+                <w:i w:val="0"/>
+                <w:iCs w:val="0"/>
+                <w:noProof/>
+              </w:rPr>
+              <w:t>5. Укажите, какие действия помогли улучшить метрики ваших моделей и объясните почему.</w:t>
+            </w:r>
+            <w:r>
+              <w:rPr>
+                <w:rFonts w:ascii="Times New Roman" w:hAnsi="Times New Roman" w:cs="Times New Roman"/>
+                <w:b w:val="0"/>
+                <w:bCs w:val="0"/>
+                <w:i w:val="0"/>
+                <w:iCs w:val="0"/>
+                <w:noProof/>
+                <w:webHidden/>
+              </w:rPr>
+              <w:tab/>
+            </w:r>
+            <w:r>
+              <w:rPr>
+                <w:rFonts w:ascii="Times New Roman" w:hAnsi="Times New Roman" w:cs="Times New Roman"/>
+                <w:b w:val="0"/>
+                <w:bCs w:val="0"/>
+                <w:i w:val="0"/>
+                <w:iCs w:val="0"/>
+                <w:noProof/>
+                <w:webHidden/>
+              </w:rPr>
+              <w:fldChar w:fldCharType="begin"/>
+            </w:r>
+            <w:r>
+              <w:rPr>
+                <w:rFonts w:ascii="Times New Roman" w:hAnsi="Times New Roman" w:cs="Times New Roman"/>
+                <w:b w:val="0"/>
+                <w:bCs w:val="0"/>
+                <w:i w:val="0"/>
+                <w:iCs w:val="0"/>
+                <w:noProof/>
+                <w:webHidden/>
+              </w:rPr>
+              <w:instrText xml:space="preserve"> PAGEREF _Toc230342063 \h </w:instrText>
+            </w:r>
+            <w:r>
+              <w:rPr>
+                <w:rFonts w:ascii="Times New Roman" w:hAnsi="Times New Roman" w:cs="Times New Roman"/>
+                <w:b w:val="0"/>
+                <w:bCs w:val="0"/>
+                <w:i w:val="0"/>
+                <w:iCs w:val="0"/>
+                <w:noProof/>
+                <w:webHidden/>
+              </w:rPr>
+            </w:r>
+            <w:r>
+              <w:rPr>
+                <w:rFonts w:ascii="Times New Roman" w:hAnsi="Times New Roman" w:cs="Times New Roman"/>
+                <w:b w:val="0"/>
+                <w:bCs w:val="0"/>
+                <w:i w:val="0"/>
+                <w:iCs w:val="0"/>
+                <w:noProof/>
+                <w:webHidden/>
+              </w:rPr>
+              <w:fldChar w:fldCharType="separate"/>
+            </w:r>
+            <w:r>
+              <w:rPr>
+                <w:rFonts w:ascii="Times New Roman" w:hAnsi="Times New Roman" w:cs="Times New Roman"/>
+                <w:b w:val="0"/>
+                <w:bCs w:val="0"/>
+                <w:i w:val="0"/>
+                <w:iCs w:val="0"/>
+                <w:noProof/>
+                <w:webHidden/>
+              </w:rPr>
+              <w:t>11</w:t>
+            </w:r>
+            <w:r>
+              <w:rPr>
+                <w:rFonts w:ascii="Times New Roman" w:hAnsi="Times New Roman" w:cs="Times New Roman"/>
+                <w:b w:val="0"/>
+                <w:bCs w:val="0"/>
+                <w:i w:val="0"/>
+                <w:iCs w:val="0"/>
+                <w:noProof/>
+                <w:webHidden/>
+              </w:rPr>
+              <w:fldChar w:fldCharType="end"/>
+            </w:r>
+          </w:hyperlink>
+        </w:p>
+        <w:p>
+          <w:pPr>
+            <w:pStyle w:val="13"/>
+            <w:tabs>
+              <w:tab w:val="right" w:leader="dot" w:pos="9345"/>
+            </w:tabs>
+            <w:rPr>
+              <w:rFonts w:ascii="Times New Roman" w:eastAsiaTheme="minorEastAsia" w:hAnsi="Times New Roman" w:cs="Times New Roman"/>
+              <w:b w:val="0"/>
+              <w:bCs w:val="0"/>
+              <w:i w:val="0"/>
+              <w:iCs w:val="0"/>
+              <w:noProof/>
+              <w:kern w:val="2"/>
+              <w14:ligatures w14:val="standardContextual"/>
+            </w:rPr>
+          </w:pPr>
+          <w:hyperlink w:anchor="_Toc230342064" w:history="1">
+            <w:r>
+              <w:rPr>
+                <w:rStyle w:val="af4"/>
+                <w:rFonts w:ascii="Times New Roman" w:hAnsi="Times New Roman" w:cs="Times New Roman"/>
+                <w:b w:val="0"/>
+                <w:bCs w:val="0"/>
+                <w:i w:val="0"/>
+                <w:iCs w:val="0"/>
+                <w:noProof/>
+                <w:shd w:val="clear" w:color="auto" w:fill="FFFFFF"/>
+              </w:rPr>
+              <w:t>6. Как меняется количество обучаемых в LSTM параметров при изменении ее конфигурации</w:t>
+            </w:r>
+            <w:r>
+              <w:rPr>
+                <w:rFonts w:ascii="Times New Roman" w:hAnsi="Times New Roman" w:cs="Times New Roman"/>
+                <w:b w:val="0"/>
+                <w:bCs w:val="0"/>
+                <w:i w:val="0"/>
+                <w:iCs w:val="0"/>
+                <w:noProof/>
+                <w:webHidden/>
+              </w:rPr>
+              <w:tab/>
+            </w:r>
+            <w:r>
+              <w:rPr>
+                <w:rFonts w:ascii="Times New Roman" w:hAnsi="Times New Roman" w:cs="Times New Roman"/>
+                <w:b w:val="0"/>
+                <w:bCs w:val="0"/>
+                <w:i w:val="0"/>
+                <w:iCs w:val="0"/>
+                <w:noProof/>
+                <w:webHidden/>
+              </w:rPr>
+              <w:fldChar w:fldCharType="begin"/>
+            </w:r>
+            <w:r>
+              <w:rPr>
+                <w:rFonts w:ascii="Times New Roman" w:hAnsi="Times New Roman" w:cs="Times New Roman"/>
+                <w:b w:val="0"/>
+                <w:bCs w:val="0"/>
+                <w:i w:val="0"/>
+                <w:iCs w:val="0"/>
+                <w:noProof/>
+                <w:webHidden/>
+              </w:rPr>
+              <w:instrText xml:space="preserve"> PAGEREF _Toc230342064 \h </w:instrText>
+            </w:r>
+            <w:r>
+              <w:rPr>
+                <w:rFonts w:ascii="Times New Roman" w:hAnsi="Times New Roman" w:cs="Times New Roman"/>
+                <w:b w:val="0"/>
+                <w:bCs w:val="0"/>
+                <w:i w:val="0"/>
+                <w:iCs w:val="0"/>
+                <w:noProof/>
+                <w:webHidden/>
+              </w:rPr>
+            </w:r>
+            <w:r>
+              <w:rPr>
+                <w:rFonts w:ascii="Times New Roman" w:hAnsi="Times New Roman" w:cs="Times New Roman"/>
+                <w:b w:val="0"/>
+                <w:bCs w:val="0"/>
+                <w:i w:val="0"/>
+                <w:iCs w:val="0"/>
+                <w:noProof/>
+                <w:webHidden/>
+              </w:rPr>
+              <w:fldChar w:fldCharType="separate"/>
+            </w:r>
+            <w:r>
+              <w:rPr>
+                <w:rFonts w:ascii="Times New Roman" w:hAnsi="Times New Roman" w:cs="Times New Roman"/>
+                <w:b w:val="0"/>
+                <w:bCs w:val="0"/>
+                <w:i w:val="0"/>
+                <w:iCs w:val="0"/>
+                <w:noProof/>
+                <w:webHidden/>
+              </w:rPr>
+              <w:t>12</w:t>
+            </w:r>
+            <w:r>
+              <w:rPr>
+                <w:rFonts w:ascii="Times New Roman" w:hAnsi="Times New Roman" w:cs="Times New Roman"/>
+                <w:b w:val="0"/>
+                <w:bCs w:val="0"/>
+                <w:i w:val="0"/>
+                <w:iCs w:val="0"/>
+                <w:noProof/>
+                <w:webHidden/>
+              </w:rPr>
+              <w:fldChar w:fldCharType="end"/>
+            </w:r>
+          </w:hyperlink>
+        </w:p>
+        <w:p>
+          <w:pPr>
+            <w:pStyle w:val="13"/>
+            <w:tabs>
+              <w:tab w:val="right" w:leader="dot" w:pos="9345"/>
+            </w:tabs>
+            <w:rPr>
+              <w:rFonts w:ascii="Times New Roman" w:eastAsiaTheme="minorEastAsia" w:hAnsi="Times New Roman" w:cs="Times New Roman"/>
+              <w:b w:val="0"/>
+              <w:bCs w:val="0"/>
+              <w:i w:val="0"/>
+              <w:iCs w:val="0"/>
+              <w:noProof/>
+              <w:kern w:val="2"/>
+              <w14:ligatures w14:val="standardContextual"/>
+            </w:rPr>
+          </w:pPr>
+          <w:hyperlink w:anchor="_Toc230342065" w:history="1">
+            <w:r>
+              <w:rPr>
+                <w:rStyle w:val="af4"/>
+                <w:rFonts w:ascii="Times New Roman" w:hAnsi="Times New Roman" w:cs="Times New Roman"/>
+                <w:b w:val="0"/>
+                <w:bCs w:val="0"/>
+                <w:i w:val="0"/>
+                <w:iCs w:val="0"/>
+                <w:noProof/>
+              </w:rPr>
+              <w:t>Дополнение к заданию 2</w:t>
+            </w:r>
+            <w:r>
+              <w:rPr>
+                <w:rFonts w:ascii="Times New Roman" w:hAnsi="Times New Roman" w:cs="Times New Roman"/>
+                <w:b w:val="0"/>
+                <w:bCs w:val="0"/>
+                <w:i w:val="0"/>
+                <w:iCs w:val="0"/>
+                <w:noProof/>
+                <w:webHidden/>
+              </w:rPr>
+              <w:tab/>
+            </w:r>
+            <w:r>
+              <w:rPr>
+                <w:rFonts w:ascii="Times New Roman" w:hAnsi="Times New Roman" w:cs="Times New Roman"/>
+                <w:b w:val="0"/>
+                <w:bCs w:val="0"/>
+                <w:i w:val="0"/>
+                <w:iCs w:val="0"/>
+                <w:noProof/>
+                <w:webHidden/>
+              </w:rPr>
+              <w:fldChar w:fldCharType="begin"/>
+            </w:r>
+            <w:r>
+              <w:rPr>
+                <w:rFonts w:ascii="Times New Roman" w:hAnsi="Times New Roman" w:cs="Times New Roman"/>
+                <w:b w:val="0"/>
+                <w:bCs w:val="0"/>
+                <w:i w:val="0"/>
+                <w:iCs w:val="0"/>
+                <w:noProof/>
+                <w:webHidden/>
+              </w:rPr>
+              <w:instrText xml:space="preserve"> PAGEREF _Toc230342065 \h </w:instrText>
+            </w:r>
+            <w:r>
+              <w:rPr>
+                <w:rFonts w:ascii="Times New Roman" w:hAnsi="Times New Roman" w:cs="Times New Roman"/>
+                <w:b w:val="0"/>
+                <w:bCs w:val="0"/>
+                <w:i w:val="0"/>
+                <w:iCs w:val="0"/>
+                <w:noProof/>
+                <w:webHidden/>
+              </w:rPr>
+            </w:r>
+            <w:r>
+              <w:rPr>
+                <w:rFonts w:ascii="Times New Roman" w:hAnsi="Times New Roman" w:cs="Times New Roman"/>
+                <w:b w:val="0"/>
+                <w:bCs w:val="0"/>
+                <w:i w:val="0"/>
+                <w:iCs w:val="0"/>
+                <w:noProof/>
+                <w:webHidden/>
+              </w:rPr>
+              <w:fldChar w:fldCharType="separate"/>
+            </w:r>
+            <w:r>
+              <w:rPr>
+                <w:rFonts w:ascii="Times New Roman" w:hAnsi="Times New Roman" w:cs="Times New Roman"/>
+                <w:b w:val="0"/>
+                <w:bCs w:val="0"/>
+                <w:i w:val="0"/>
+                <w:iCs w:val="0"/>
+                <w:noProof/>
+                <w:webHidden/>
+              </w:rPr>
+              <w:t>12</w:t>
+            </w:r>
+            <w:r>
+              <w:rPr>
+                <w:rFonts w:ascii="Times New Roman" w:hAnsi="Times New Roman" w:cs="Times New Roman"/>
+                <w:b w:val="0"/>
+                <w:bCs w:val="0"/>
+                <w:i w:val="0"/>
+                <w:iCs w:val="0"/>
+                <w:noProof/>
+                <w:webHidden/>
+              </w:rPr>
+              <w:fldChar w:fldCharType="end"/>
+            </w:r>
+          </w:hyperlink>
+        </w:p>
+        <w:p>
+          <w:pPr>
+            <w:pStyle w:val="13"/>
+            <w:tabs>
+              <w:tab w:val="right" w:leader="dot" w:pos="9345"/>
+            </w:tabs>
+            <w:rPr>
+              <w:rFonts w:ascii="Times New Roman" w:eastAsiaTheme="minorEastAsia" w:hAnsi="Times New Roman" w:cs="Times New Roman"/>
+              <w:b w:val="0"/>
+              <w:bCs w:val="0"/>
+              <w:i w:val="0"/>
+              <w:iCs w:val="0"/>
+              <w:noProof/>
+              <w:kern w:val="2"/>
+              <w14:ligatures w14:val="standardContextual"/>
+            </w:rPr>
+          </w:pPr>
+          <w:hyperlink w:anchor="_Toc230342066" w:history="1">
+            <w:r>
+              <w:rPr>
+                <w:rStyle w:val="af4"/>
+                <w:rFonts w:ascii="Times New Roman" w:hAnsi="Times New Roman" w:cs="Times New Roman"/>
+                <w:b w:val="0"/>
+                <w:bCs w:val="0"/>
+                <w:i w:val="0"/>
+                <w:iCs w:val="0"/>
+                <w:noProof/>
+              </w:rPr>
+              <w:t>ЗАКЛЮЧЕНИЕ</w:t>
+            </w:r>
+            <w:r>
+              <w:rPr>
+                <w:rFonts w:ascii="Times New Roman" w:hAnsi="Times New Roman" w:cs="Times New Roman"/>
+                <w:b w:val="0"/>
+                <w:bCs w:val="0"/>
+                <w:i w:val="0"/>
+                <w:iCs w:val="0"/>
+                <w:noProof/>
+                <w:webHidden/>
+              </w:rPr>
+              <w:tab/>
+            </w:r>
+            <w:r>
+              <w:rPr>
+                <w:rFonts w:ascii="Times New Roman" w:hAnsi="Times New Roman" w:cs="Times New Roman"/>
+                <w:b w:val="0"/>
+                <w:bCs w:val="0"/>
+                <w:i w:val="0"/>
+                <w:iCs w:val="0"/>
+                <w:noProof/>
+                <w:webHidden/>
+              </w:rPr>
+              <w:fldChar w:fldCharType="begin"/>
+            </w:r>
+            <w:r>
+              <w:rPr>
+                <w:rFonts w:ascii="Times New Roman" w:hAnsi="Times New Roman" w:cs="Times New Roman"/>
+                <w:b w:val="0"/>
+                <w:bCs w:val="0"/>
+                <w:i w:val="0"/>
+                <w:iCs w:val="0"/>
+                <w:noProof/>
+                <w:webHidden/>
+              </w:rPr>
+              <w:instrText xml:space="preserve"> PAGEREF _Toc230342066 \h </w:instrText>
+            </w:r>
+            <w:r>
+              <w:rPr>
+                <w:rFonts w:ascii="Times New Roman" w:hAnsi="Times New Roman" w:cs="Times New Roman"/>
+                <w:b w:val="0"/>
+                <w:bCs w:val="0"/>
+                <w:i w:val="0"/>
+                <w:iCs w:val="0"/>
+                <w:noProof/>
+                <w:webHidden/>
+              </w:rPr>
+            </w:r>
+            <w:r>
+              <w:rPr>
+                <w:rFonts w:ascii="Times New Roman" w:hAnsi="Times New Roman" w:cs="Times New Roman"/>
+                <w:b w:val="0"/>
+                <w:bCs w:val="0"/>
+                <w:i w:val="0"/>
+                <w:iCs w:val="0"/>
+                <w:noProof/>
+                <w:webHidden/>
+              </w:rPr>
+              <w:fldChar w:fldCharType="separate"/>
+            </w:r>
+            <w:r>
+              <w:rPr>
+                <w:rFonts w:ascii="Times New Roman" w:hAnsi="Times New Roman" w:cs="Times New Roman"/>
+                <w:b w:val="0"/>
+                <w:bCs w:val="0"/>
+                <w:i w:val="0"/>
+                <w:iCs w:val="0"/>
+                <w:noProof/>
+                <w:webHidden/>
+              </w:rPr>
+              <w:t>14</w:t>
+            </w:r>
+            <w:r>
+              <w:rPr>
+                <w:rFonts w:ascii="Times New Roman" w:hAnsi="Times New Roman" w:cs="Times New Roman"/>
+                <w:b w:val="0"/>
+                <w:bCs w:val="0"/>
+                <w:i w:val="0"/>
+                <w:iCs w:val="0"/>
+                <w:noProof/>
+                <w:webHidden/>
+              </w:rPr>
+              <w:fldChar w:fldCharType="end"/>
+            </w:r>
+          </w:hyperlink>
+        </w:p>
+        <w:p>
+          <w:pPr>
+            <w:pStyle w:val="13"/>
+            <w:tabs>
+              <w:tab w:val="right" w:leader="dot" w:pos="9345"/>
+            </w:tabs>
+            <w:rPr>
+              <w:rFonts w:ascii="Times New Roman" w:eastAsiaTheme="minorEastAsia" w:hAnsi="Times New Roman" w:cs="Times New Roman"/>
+              <w:b w:val="0"/>
+              <w:bCs w:val="0"/>
+              <w:i w:val="0"/>
+              <w:iCs w:val="0"/>
+              <w:noProof/>
+              <w:kern w:val="2"/>
+              <w14:ligatures w14:val="standardContextual"/>
+            </w:rPr>
+          </w:pPr>
+          <w:hyperlink w:anchor="_Toc230342067" w:history="1">
+            <w:r>
+              <w:rPr>
+                <w:rStyle w:val="af4"/>
+                <w:rFonts w:ascii="Times New Roman" w:hAnsi="Times New Roman" w:cs="Times New Roman"/>
+                <w:b w:val="0"/>
+                <w:bCs w:val="0"/>
+                <w:i w:val="0"/>
+                <w:iCs w:val="0"/>
+                <w:noProof/>
+              </w:rPr>
+              <w:t>СПИСОК ИСПОЛЬЗОВАННЫХ ИСТОЧНИКОВ</w:t>
+            </w:r>
+            <w:r>
+              <w:rPr>
+                <w:rFonts w:ascii="Times New Roman" w:hAnsi="Times New Roman" w:cs="Times New Roman"/>
+                <w:b w:val="0"/>
+                <w:bCs w:val="0"/>
+                <w:i w:val="0"/>
+                <w:iCs w:val="0"/>
+                <w:noProof/>
+                <w:webHidden/>
+              </w:rPr>
+              <w:tab/>
+            </w:r>
+            <w:r>
+              <w:rPr>
+                <w:rFonts w:ascii="Times New Roman" w:hAnsi="Times New Roman" w:cs="Times New Roman"/>
+                <w:b w:val="0"/>
+                <w:bCs w:val="0"/>
+                <w:i w:val="0"/>
+                <w:iCs w:val="0"/>
+                <w:noProof/>
+                <w:webHidden/>
+              </w:rPr>
+              <w:fldChar w:fldCharType="begin"/>
+            </w:r>
+            <w:r>
+              <w:rPr>
+                <w:rFonts w:ascii="Times New Roman" w:hAnsi="Times New Roman" w:cs="Times New Roman"/>
+                <w:b w:val="0"/>
+                <w:bCs w:val="0"/>
+                <w:i w:val="0"/>
+                <w:iCs w:val="0"/>
+                <w:noProof/>
+                <w:webHidden/>
+              </w:rPr>
+              <w:instrText xml:space="preserve"> PAGEREF _Toc230342067 \h </w:instrText>
+            </w:r>
+            <w:r>
+              <w:rPr>
+                <w:rFonts w:ascii="Times New Roman" w:hAnsi="Times New Roman" w:cs="Times New Roman"/>
+                <w:b w:val="0"/>
+                <w:bCs w:val="0"/>
+                <w:i w:val="0"/>
+                <w:iCs w:val="0"/>
+                <w:noProof/>
+                <w:webHidden/>
+              </w:rPr>
+            </w:r>
+            <w:r>
+              <w:rPr>
+                <w:rFonts w:ascii="Times New Roman" w:hAnsi="Times New Roman" w:cs="Times New Roman"/>
+                <w:b w:val="0"/>
+                <w:bCs w:val="0"/>
+                <w:i w:val="0"/>
+                <w:iCs w:val="0"/>
+                <w:noProof/>
+                <w:webHidden/>
+              </w:rPr>
+              <w:fldChar w:fldCharType="separate"/>
+            </w:r>
+            <w:r>
+              <w:rPr>
+                <w:rFonts w:ascii="Times New Roman" w:hAnsi="Times New Roman" w:cs="Times New Roman"/>
+                <w:b w:val="0"/>
+                <w:bCs w:val="0"/>
+                <w:i w:val="0"/>
+                <w:iCs w:val="0"/>
+                <w:noProof/>
+                <w:webHidden/>
+              </w:rPr>
+              <w:t>15</w:t>
+            </w:r>
+            <w:r>
+              <w:rPr>
+                <w:rFonts w:ascii="Times New Roman" w:hAnsi="Times New Roman" w:cs="Times New Roman"/>
+                <w:b w:val="0"/>
+                <w:bCs w:val="0"/>
+                <w:i w:val="0"/>
+                <w:iCs w:val="0"/>
+                <w:noProof/>
+                <w:webHidden/>
+              </w:rPr>
+              <w:fldChar w:fldCharType="end"/>
+            </w:r>
+          </w:hyperlink>
+        </w:p>
+        <w:p>
+          <w:r>
+            <w:rPr>
+              <w:noProof/>
+            </w:rPr>
+            <w:fldChar w:fldCharType="end"/>
+          </w:r>
+        </w:p>
+      </w:sdtContent>
+    </w:sdt>
+    <w:p>
+      <w:pPr>
+        <w:rPr>
+          <w:rFonts w:eastAsiaTheme="majorEastAsia"/>
+          <w:b/>
+          <w:sz w:val="32"/>
+          <w:szCs w:val="32"/>
+          <w:lang w:val="en-US"/>
+        </w:rPr>
+      </w:pPr>
+      <w:r>
+        <w:rPr>
+          <w:lang w:val="en-US"/>
+        </w:rPr>
+        <w:br w:type="page"/>
+      </w:r>
+    </w:p>
+    <w:p>
+      <w:pPr>
+        <w:pStyle w:val="11"/>
+        <w:spacing w:before="0" w:after="440" w:line="240" w:lineRule="auto"/>
+        <w:ind w:firstLine="0"/>
+        <w:jc w:val="center"/>
+      </w:pPr>
+      <w:bookmarkStart w:id="3" w:name="_Toc230342055"/>
+      <w:r>
+        <w:lastRenderedPageBreak/>
+        <w:t>ВВЕДЕНИЕ</w:t>
+      </w:r>
+      <w:bookmarkEnd w:id="2"/>
+      <w:bookmarkEnd w:id="1"/>
+      <w:bookmarkEnd w:id="3"/>
+    </w:p>
+    <w:p>
+      <w:pPr>
+        <w:shd w:val="clear" w:color="auto" w:fill="FFFFFF"/>
+        <w:spacing w:line="360" w:lineRule="auto"/>
+        <w:ind w:firstLine="709"/>
+        <w:jc w:val="both"/>
+        <w:rPr>
+          <w:sz w:val="28"/>
+          <w:szCs w:val="28"/>
+        </w:rPr>
+      </w:pPr>
+      <w:r>
+        <w:rPr>
+          <w:sz w:val="28"/>
+          <w:szCs w:val="28"/>
+        </w:rPr>
+        <w:t xml:space="preserve">LSTM (Long </w:t>
+      </w:r>
+      <w:proofErr w:type="spellStart"/>
+      <w:r>
+        <w:rPr>
+          <w:sz w:val="28"/>
+          <w:szCs w:val="28"/>
+        </w:rPr>
+        <w:t>Short-Term</w:t>
+      </w:r>
+      <w:proofErr w:type="spellEnd"/>
+      <w:r>
+        <w:rPr>
+          <w:sz w:val="28"/>
+          <w:szCs w:val="28"/>
+        </w:rPr>
+        <w:t xml:space="preserve"> Memory) — специализированная архитектура рекуррентных нейронных сетей, или сети с долгой краткосрочной памятью. </w:t>
+      </w:r>
+      <w:r>
+        <w:rPr>
+          <w:sz w:val="28"/>
+          <w:szCs w:val="28"/>
+        </w:rPr>
+        <w:t>[1], [2].</w:t>
+      </w:r>
+      <w:r>
+        <w:rPr>
+          <w:sz w:val="28"/>
+          <w:szCs w:val="28"/>
+        </w:rPr>
+        <w:t xml:space="preserve">  </w:t>
+      </w:r>
+    </w:p>
+    <w:p>
+      <w:pPr>
+        <w:shd w:val="clear" w:color="auto" w:fill="FFFFFF"/>
+        <w:spacing w:line="360" w:lineRule="auto"/>
+        <w:ind w:firstLine="709"/>
+        <w:jc w:val="both"/>
+        <w:rPr>
+          <w:sz w:val="28"/>
+          <w:szCs w:val="28"/>
+        </w:rPr>
+      </w:pPr>
+      <w:r>
+        <w:rPr>
+          <w:sz w:val="28"/>
+          <w:szCs w:val="28"/>
+        </w:rPr>
+        <w:t xml:space="preserve">LSTM были предложены в 1997 году Сеппом </w:t>
+      </w:r>
+      <w:proofErr w:type="spellStart"/>
+      <w:r>
+        <w:rPr>
+          <w:sz w:val="28"/>
+          <w:szCs w:val="28"/>
+        </w:rPr>
+        <w:t>Хохрейтером</w:t>
+      </w:r>
+      <w:proofErr w:type="spellEnd"/>
+      <w:r>
+        <w:rPr>
+          <w:sz w:val="28"/>
+          <w:szCs w:val="28"/>
+        </w:rPr>
+        <w:t xml:space="preserve"> и Юргеном </w:t>
+      </w:r>
+      <w:proofErr w:type="spellStart"/>
+      <w:r>
+        <w:rPr>
+          <w:sz w:val="28"/>
+          <w:szCs w:val="28"/>
+        </w:rPr>
+        <w:t>Шмидхубером</w:t>
+      </w:r>
+      <w:proofErr w:type="spellEnd"/>
+      <w:r>
+        <w:rPr>
+          <w:sz w:val="28"/>
+          <w:szCs w:val="28"/>
+        </w:rPr>
+        <w:t xml:space="preserve">. Они эффективны при обработке последовательностей данных, где контекст из предыдущих частей последовательности важен для понимания последующих частей. </w:t>
+      </w:r>
+    </w:p>
+    <w:p>
+      <w:pPr>
+        <w:shd w:val="clear" w:color="auto" w:fill="FFFFFF"/>
+        <w:spacing w:line="360" w:lineRule="auto"/>
+        <w:ind w:firstLine="709"/>
+        <w:jc w:val="both"/>
+        <w:rPr>
+          <w:sz w:val="28"/>
+          <w:szCs w:val="28"/>
+        </w:rPr>
+      </w:pPr>
+      <w:r>
+        <w:rPr>
+          <w:sz w:val="28"/>
+          <w:szCs w:val="28"/>
+        </w:rPr>
+        <w:t>Некоторые области применения LSTM:</w:t>
+      </w:r>
+    </w:p>
+    <w:p>
+      <w:pPr>
+        <w:pStyle w:val="a8"/>
+        <w:widowControl w:val="0"/>
+        <w:numPr>
+          <w:ilvl w:val="0"/>
+          <w:numId w:val="9"/>
+        </w:numPr>
+        <w:shd w:val="clear" w:color="auto" w:fill="FFFFFF"/>
+        <w:spacing w:line="360" w:lineRule="auto"/>
+        <w:jc w:val="both"/>
+        <w:rPr>
+          <w:sz w:val="28"/>
+          <w:szCs w:val="28"/>
+        </w:rPr>
+      </w:pPr>
+      <w:r>
+        <w:rPr>
+          <w:sz w:val="28"/>
+          <w:szCs w:val="28"/>
+        </w:rPr>
+        <w:t xml:space="preserve">Обработка естественного языка. LSTM используются для перевода текстов, генерации текста и анализа сентимента.   </w:t>
+      </w:r>
+    </w:p>
+    <w:p>
+      <w:pPr>
+        <w:pStyle w:val="a8"/>
+        <w:widowControl w:val="0"/>
+        <w:numPr>
+          <w:ilvl w:val="0"/>
+          <w:numId w:val="9"/>
+        </w:numPr>
+        <w:shd w:val="clear" w:color="auto" w:fill="FFFFFF"/>
+        <w:spacing w:line="360" w:lineRule="auto"/>
+        <w:jc w:val="both"/>
+        <w:rPr>
+          <w:sz w:val="28"/>
+          <w:szCs w:val="28"/>
+        </w:rPr>
+      </w:pPr>
+      <w:r>
+        <w:rPr>
+          <w:sz w:val="28"/>
+          <w:szCs w:val="28"/>
+        </w:rPr>
+        <w:t xml:space="preserve">Создание музыки. LSTM могут генерировать музыкальные композиции, учитывая стиль и структуру известных произведений.   </w:t>
+      </w:r>
+    </w:p>
+    <w:p>
+      <w:pPr>
+        <w:pStyle w:val="a8"/>
+        <w:widowControl w:val="0"/>
+        <w:numPr>
+          <w:ilvl w:val="0"/>
+          <w:numId w:val="9"/>
+        </w:numPr>
+        <w:shd w:val="clear" w:color="auto" w:fill="FFFFFF"/>
+        <w:spacing w:line="360" w:lineRule="auto"/>
+        <w:jc w:val="both"/>
+        <w:rPr>
+          <w:sz w:val="28"/>
+          <w:szCs w:val="28"/>
+        </w:rPr>
+      </w:pPr>
+      <w:r>
+        <w:rPr>
+          <w:sz w:val="28"/>
+          <w:szCs w:val="28"/>
+        </w:rPr>
+        <w:t xml:space="preserve">Предсказание временных рядов. LSTM применяются для анализа данных о временных рядах, таких как курсы акций или погодные условия.   </w:t>
+      </w:r>
+    </w:p>
+    <w:p>
+      <w:pPr>
+        <w:pStyle w:val="a8"/>
+        <w:widowControl w:val="0"/>
+        <w:numPr>
+          <w:ilvl w:val="0"/>
+          <w:numId w:val="9"/>
+        </w:numPr>
+        <w:shd w:val="clear" w:color="auto" w:fill="FFFFFF"/>
+        <w:spacing w:line="360" w:lineRule="auto"/>
+        <w:jc w:val="both"/>
+        <w:rPr>
+          <w:sz w:val="28"/>
+          <w:szCs w:val="28"/>
+        </w:rPr>
+      </w:pPr>
+      <w:r>
+        <w:rPr>
+          <w:sz w:val="28"/>
+          <w:szCs w:val="28"/>
+        </w:rPr>
+        <w:t xml:space="preserve">Распознавание речи. LSTM используются для преобразования разговорной речи в текст путём моделирования временных зависимостей в аудиосигналах.   </w:t>
+      </w:r>
+    </w:p>
+    <w:p>
+      <w:pPr>
+        <w:pStyle w:val="a8"/>
+        <w:widowControl w:val="0"/>
+        <w:numPr>
+          <w:ilvl w:val="0"/>
+          <w:numId w:val="9"/>
+        </w:numPr>
+        <w:shd w:val="clear" w:color="auto" w:fill="FFFFFF"/>
+        <w:spacing w:line="360" w:lineRule="auto"/>
+        <w:jc w:val="both"/>
+        <w:rPr>
+          <w:sz w:val="28"/>
+          <w:szCs w:val="28"/>
+        </w:rPr>
+      </w:pPr>
+      <w:r>
+        <w:rPr>
+          <w:sz w:val="28"/>
+          <w:szCs w:val="28"/>
+        </w:rPr>
+        <w:t>Анализ видео. LSTM могут обрабатывать последовательности видеокадров, чтобы понять действия или события, происходящие с течением времени.</w:t>
+      </w:r>
+    </w:p>
+    <w:p>
+      <w:pPr>
+        <w:rPr>
+          <w:rFonts w:eastAsiaTheme="majorEastAsia"/>
+          <w:b/>
+          <w:sz w:val="36"/>
+          <w:szCs w:val="40"/>
+          <w:lang w:val="en-US"/>
+        </w:rPr>
+      </w:pPr>
+      <w:r>
+        <w:br w:type="page"/>
+      </w:r>
+    </w:p>
     <w:p>
       <w:pPr>
         <w:pStyle w:val="1"/>
@@ -663,6 +2527,7 @@
           <w:color w:val="auto"/>
         </w:rPr>
       </w:pPr>
+      <w:bookmarkStart w:id="4" w:name="_Toc230342056"/>
       <w:r>
         <w:rPr>
           <w:rFonts w:cs="Times New Roman"/>
@@ -671,6 +2536,7 @@
         <w:lastRenderedPageBreak/>
         <w:t>Задание</w:t>
       </w:r>
+      <w:bookmarkEnd w:id="4"/>
     </w:p>
     <w:p>
       <w:pPr>
@@ -715,6 +2581,7 @@
           <w:color w:val="auto"/>
         </w:rPr>
       </w:pPr>
+      <w:bookmarkStart w:id="5" w:name="_Toc230342057"/>
       <w:r>
         <w:rPr>
           <w:rFonts w:cs="Times New Roman"/>
@@ -722,6 +2589,7 @@
         </w:rPr>
         <w:t>Задания для самостоятельной работы</w:t>
       </w:r>
+      <w:bookmarkEnd w:id="5"/>
     </w:p>
     <w:p>
       <w:pPr>
@@ -857,6 +2725,7 @@
           <w:color w:val="auto"/>
         </w:rPr>
       </w:pPr>
+      <w:bookmarkStart w:id="6" w:name="_Toc230342058"/>
       <w:r>
         <w:rPr>
           <w:rFonts w:cs="Times New Roman"/>
@@ -864,22 +2733,23 @@
         </w:rPr>
         <w:t>Ход работы</w:t>
       </w:r>
-    </w:p>
-    <w:p>
-      <w:pPr>
-        <w:pStyle w:val="2"/>
-        <w:rPr>
-          <w:rFonts w:ascii="Times New Roman" w:hAnsi="Times New Roman" w:cs="Times New Roman"/>
+      <w:bookmarkEnd w:id="6"/>
+    </w:p>
+    <w:p>
+      <w:pPr>
+        <w:pStyle w:val="1"/>
+        <w:rPr>
           <w:color w:val="auto"/>
         </w:rPr>
       </w:pPr>
-      <w:r>
-        <w:rPr>
-          <w:rFonts w:ascii="Times New Roman" w:hAnsi="Times New Roman" w:cs="Times New Roman"/>
+      <w:bookmarkStart w:id="7" w:name="_Toc230342059"/>
+      <w:r>
+        <w:rPr>
           <w:color w:val="auto"/>
         </w:rPr>
         <w:t>1. Проведите обучение трех моделей по вашему варианту для вашего города</w:t>
       </w:r>
+      <w:bookmarkEnd w:id="7"/>
     </w:p>
     <w:p>
       <w:pPr>
@@ -916,7 +2786,7 @@
                     </pic:cNvPicPr>
                   </pic:nvPicPr>
                   <pic:blipFill>
-                    <a:blip r:embed="rId5">
+                    <a:blip r:embed="rId6">
                       <a:extLst>
                         <a:ext uri="{28A0092B-C50C-407E-A947-70E740481C1C}">
                           <a14:useLocalDpi xmlns:a14="http://schemas.microsoft.com/office/drawing/2010/main" val="0"/>
@@ -1000,7 +2870,7 @@
                     </pic:cNvPicPr>
                   </pic:nvPicPr>
                   <pic:blipFill>
-                    <a:blip r:embed="rId6">
+                    <a:blip r:embed="rId7">
                       <a:extLst>
                         <a:ext uri="{28A0092B-C50C-407E-A947-70E740481C1C}">
                           <a14:useLocalDpi xmlns:a14="http://schemas.microsoft.com/office/drawing/2010/main" val="0"/>
@@ -1063,7 +2933,7 @@
       <w:pPr>
         <w:pStyle w:val="font-claude-response-body"/>
       </w:pPr>
-      <w:bookmarkStart w:id="1" w:name="OLE_LINK5"/>
+      <w:bookmarkStart w:id="8" w:name="OLE_LINK5"/>
       <w:r>
         <w:rPr>
           <w:rStyle w:val="af1"/>
@@ -1072,7 +2942,7 @@
         <w:t>AR модель</w:t>
       </w:r>
     </w:p>
-    <w:bookmarkEnd w:id="1"/>
+    <w:bookmarkEnd w:id="8"/>
     <w:p>
       <w:pPr>
         <w:spacing w:line="360" w:lineRule="auto"/>
@@ -1103,7 +2973,7 @@
                     </pic:cNvPicPr>
                   </pic:nvPicPr>
                   <pic:blipFill>
-                    <a:blip r:embed="rId7">
+                    <a:blip r:embed="rId8">
                       <a:extLst>
                         <a:ext uri="{28A0092B-C50C-407E-A947-70E740481C1C}">
                           <a14:useLocalDpi xmlns:a14="http://schemas.microsoft.com/office/drawing/2010/main" val="0"/>
@@ -1219,7 +3089,7 @@
                     </pic:cNvPicPr>
                   </pic:nvPicPr>
                   <pic:blipFill>
-                    <a:blip r:embed="rId8">
+                    <a:blip r:embed="rId9">
                       <a:extLst>
                         <a:ext uri="{28A0092B-C50C-407E-A947-70E740481C1C}">
                           <a14:useLocalDpi xmlns:a14="http://schemas.microsoft.com/office/drawing/2010/main" val="0"/>
@@ -1315,7 +3185,7 @@
           </w:tcPr>
           <w:p>
             <w:pPr>
-              <w:spacing w:line="360" w:lineRule="auto"/>
+              <w:spacing w:before="120" w:line="360" w:lineRule="auto"/>
               <w:jc w:val="center"/>
               <w:rPr>
                 <w:b/>
@@ -1338,7 +3208,7 @@
           </w:tcPr>
           <w:p>
             <w:pPr>
-              <w:spacing w:line="360" w:lineRule="auto"/>
+              <w:spacing w:before="120" w:line="360" w:lineRule="auto"/>
               <w:jc w:val="center"/>
               <w:rPr>
                 <w:b/>
@@ -1363,7 +3233,7 @@
           </w:tcPr>
           <w:p>
             <w:pPr>
-              <w:spacing w:line="360" w:lineRule="auto"/>
+              <w:spacing w:before="120" w:line="360" w:lineRule="auto"/>
               <w:jc w:val="center"/>
             </w:pPr>
             <w:r>
@@ -1378,7 +3248,7 @@
           </w:tcPr>
           <w:p>
             <w:pPr>
-              <w:spacing w:line="360" w:lineRule="auto"/>
+              <w:spacing w:before="120" w:line="360" w:lineRule="auto"/>
               <w:jc w:val="center"/>
             </w:pPr>
             <w:r>
@@ -1395,7 +3265,7 @@
           </w:tcPr>
           <w:p>
             <w:pPr>
-              <w:spacing w:line="360" w:lineRule="auto"/>
+              <w:spacing w:before="120" w:line="360" w:lineRule="auto"/>
               <w:jc w:val="center"/>
             </w:pPr>
             <w:r>
@@ -1410,7 +3280,7 @@
           </w:tcPr>
           <w:p>
             <w:pPr>
-              <w:spacing w:line="360" w:lineRule="auto"/>
+              <w:spacing w:before="120" w:line="360" w:lineRule="auto"/>
               <w:jc w:val="center"/>
             </w:pPr>
             <w:r>
@@ -1427,7 +3297,7 @@
           </w:tcPr>
           <w:p>
             <w:pPr>
-              <w:spacing w:line="360" w:lineRule="auto"/>
+              <w:spacing w:before="120" w:line="360" w:lineRule="auto"/>
               <w:jc w:val="center"/>
             </w:pPr>
             <w:r>
@@ -1442,7 +3312,7 @@
           </w:tcPr>
           <w:p>
             <w:pPr>
-              <w:spacing w:line="360" w:lineRule="auto"/>
+              <w:spacing w:before="120" w:line="360" w:lineRule="auto"/>
               <w:jc w:val="center"/>
             </w:pPr>
             <w:r>
@@ -1454,23 +3324,21 @@
     </w:tbl>
     <w:p>
       <w:pPr>
-        <w:pStyle w:val="2"/>
-        <w:rPr>
-          <w:rFonts w:ascii="Times New Roman" w:hAnsi="Times New Roman" w:cs="Times New Roman"/>
+        <w:pStyle w:val="1"/>
+        <w:rPr>
           <w:color w:val="auto"/>
         </w:rPr>
       </w:pPr>
-      <w:r>
-        <w:rPr>
-          <w:rFonts w:ascii="Times New Roman" w:hAnsi="Times New Roman" w:cs="Times New Roman"/>
+      <w:bookmarkStart w:id="9" w:name="_Toc230342060"/>
+      <w:r>
+        <w:rPr>
           <w:color w:val="auto"/>
         </w:rPr>
         <w:t xml:space="preserve">2. </w:t>
       </w:r>
-      <w:bookmarkStart w:id="2" w:name="OLE_LINK7"/>
-      <w:r>
-        <w:rPr>
-          <w:rFonts w:ascii="Times New Roman" w:hAnsi="Times New Roman" w:cs="Times New Roman"/>
+      <w:bookmarkStart w:id="10" w:name="OLE_LINK7"/>
+      <w:r>
+        <w:rPr>
           <w:color w:val="auto"/>
         </w:rPr>
         <w:t xml:space="preserve">Измените гиперпараметры обучения для улучшения модели: количество эпох, размер </w:t>
@@ -1478,7 +3346,6 @@
       <w:proofErr w:type="spellStart"/>
       <w:r>
         <w:rPr>
-          <w:rFonts w:ascii="Times New Roman" w:hAnsi="Times New Roman" w:cs="Times New Roman"/>
           <w:color w:val="auto"/>
         </w:rPr>
         <w:t>батча</w:t>
@@ -1486,12 +3353,12 @@
       <w:proofErr w:type="spellEnd"/>
       <w:r>
         <w:rPr>
-          <w:rFonts w:ascii="Times New Roman" w:hAnsi="Times New Roman" w:cs="Times New Roman"/>
           <w:color w:val="auto"/>
         </w:rPr>
         <w:t>, скорость обучения</w:t>
       </w:r>
-      <w:bookmarkEnd w:id="2"/>
+      <w:bookmarkEnd w:id="9"/>
+      <w:bookmarkEnd w:id="10"/>
     </w:p>
     <w:p>
       <w:pPr>
@@ -1529,14 +3396,14 @@
         </w:rPr>
         <w:t xml:space="preserve">: </w:t>
       </w:r>
-      <w:bookmarkStart w:id="3" w:name="OLE_LINK8"/>
+      <w:bookmarkStart w:id="11" w:name="OLE_LINK8"/>
       <w:r>
         <w:rPr>
           <w:lang w:val="en-US"/>
         </w:rPr>
         <w:t>EPOCHS = 60, batch_size = 256, learning_rate = 0.001.</w:t>
       </w:r>
-      <w:bookmarkEnd w:id="3"/>
+      <w:bookmarkEnd w:id="11"/>
     </w:p>
     <w:p>
       <w:pPr>
@@ -1604,7 +3471,7 @@
                     </pic:cNvPicPr>
                   </pic:nvPicPr>
                   <pic:blipFill>
-                    <a:blip r:embed="rId9">
+                    <a:blip r:embed="rId10">
                       <a:extLst>
                         <a:ext uri="{28A0092B-C50C-407E-A947-70E740481C1C}">
                           <a14:useLocalDpi xmlns:a14="http://schemas.microsoft.com/office/drawing/2010/main" val="0"/>
@@ -1793,7 +3660,7 @@
                     </pic:cNvPicPr>
                   </pic:nvPicPr>
                   <pic:blipFill>
-                    <a:blip r:embed="rId10">
+                    <a:blip r:embed="rId11">
                       <a:extLst>
                         <a:ext uri="{28A0092B-C50C-407E-A947-70E740481C1C}">
                           <a14:useLocalDpi xmlns:a14="http://schemas.microsoft.com/office/drawing/2010/main" val="0"/>
@@ -1974,7 +3841,7 @@
                     </pic:cNvPicPr>
                   </pic:nvPicPr>
                   <pic:blipFill>
-                    <a:blip r:embed="rId11">
+                    <a:blip r:embed="rId12">
                       <a:extLst>
                         <a:ext uri="{28A0092B-C50C-407E-A947-70E740481C1C}">
                           <a14:useLocalDpi xmlns:a14="http://schemas.microsoft.com/office/drawing/2010/main" val="0"/>
@@ -2105,7 +3972,15 @@
       </w:r>
       <w:proofErr w:type="spellEnd"/>
       <w:r>
-        <w:t>=32 к hidden=64 — всего 0.002, а времени уходит много. У нас уже есть чёткая тенденция и достаточно данных для вывода.</w:t>
+        <w:t xml:space="preserve">=32 к </w:t>
+      </w:r>
+      <w:proofErr w:type="spellStart"/>
+      <w:r>
+        <w:t>hidden</w:t>
+      </w:r>
+      <w:proofErr w:type="spellEnd"/>
+      <w:r>
+        <w:t>=64 — всего 0.002, а времени уходит много. У нас уже есть чёткая тенденция и достаточно данных для вывода.</w:t>
       </w:r>
     </w:p>
     <w:p>
@@ -2168,9 +4043,9 @@
                 <w:bCs/>
               </w:rPr>
             </w:pPr>
-            <w:bookmarkStart w:id="4" w:name="_Hlk230306404"/>
-            <w:bookmarkStart w:id="5" w:name="OLE_LINK11"/>
-            <w:bookmarkStart w:id="6" w:name="OLE_LINK9"/>
+            <w:bookmarkStart w:id="12" w:name="_Hlk230306404"/>
+            <w:bookmarkStart w:id="13" w:name="OLE_LINK11"/>
+            <w:bookmarkStart w:id="14" w:name="OLE_LINK9"/>
             <w:r>
               <w:rPr>
                 <w:b/>
@@ -2319,7 +4194,7 @@
           </w:p>
         </w:tc>
       </w:tr>
-      <w:bookmarkEnd w:id="4"/>
+      <w:bookmarkEnd w:id="12"/>
       <w:tr>
         <w:tc>
           <w:tcPr>
@@ -2653,11 +4528,11 @@
             <w:pPr>
               <w:spacing w:before="120" w:after="120"/>
             </w:pPr>
-            <w:bookmarkStart w:id="7" w:name="OLE_LINK12"/>
+            <w:bookmarkStart w:id="15" w:name="OLE_LINK12"/>
             <w:r>
               <w:t>Эксперимент 3</w:t>
             </w:r>
-            <w:bookmarkEnd w:id="7"/>
+            <w:bookmarkEnd w:id="15"/>
           </w:p>
         </w:tc>
         <w:tc>
@@ -2697,11 +4572,11 @@
             <w:pPr>
               <w:spacing w:before="120" w:after="120"/>
             </w:pPr>
-            <w:bookmarkStart w:id="8" w:name="OLE_LINK13"/>
+            <w:bookmarkStart w:id="16" w:name="OLE_LINK13"/>
             <w:r>
               <w:t>0.001</w:t>
             </w:r>
-            <w:bookmarkEnd w:id="8"/>
+            <w:bookmarkEnd w:id="16"/>
           </w:p>
         </w:tc>
         <w:tc>
@@ -2739,14 +4614,12 @@
         <w:pStyle w:val="Base"/>
         <w:spacing w:before="120"/>
       </w:pPr>
-      <w:bookmarkStart w:id="9" w:name="OLE_LINK10"/>
-      <w:bookmarkEnd w:id="5"/>
+      <w:bookmarkStart w:id="17" w:name="OLE_LINK10"/>
+      <w:bookmarkEnd w:id="13"/>
       <w:r>
         <w:t>Наибольший эффект дало увеличение hidden_size с 16 до 32 в сочетании со сниженной скоростью обучения 0.001 — RMSE улучшился с 2.343 до 2.314. Дальнейшее увеличение hidden_size до 64 практически не дало прироста (2.316), что говорит о достижении предела ёмкости модели для данного набора данных. Простое снижение lr без увеличения hidden_size результата не дало.</w:t>
       </w:r>
     </w:p>
-    <w:bookmarkEnd w:id="6"/>
-    <w:bookmarkEnd w:id="9"/>
     <w:p>
       <w:pPr>
         <w:pStyle w:val="1"/>
@@ -2755,6 +4628,9 @@
           <w:color w:val="auto"/>
         </w:rPr>
       </w:pPr>
+      <w:bookmarkStart w:id="18" w:name="_Toc230342061"/>
+      <w:bookmarkEnd w:id="14"/>
+      <w:bookmarkEnd w:id="17"/>
       <w:r>
         <w:rPr>
           <w:rFonts w:cs="Times New Roman"/>
@@ -2762,6 +4638,7 @@
         </w:rPr>
         <w:t>3. Создайте два варианта синтетических данных: первый вариант только сезонная компонента и шум; второй вариант только меняющийся тренд и шум</w:t>
       </w:r>
+      <w:bookmarkEnd w:id="18"/>
     </w:p>
     <w:p>
       <w:pPr>
@@ -2795,118 +4672,6 @@
                 <pic:pic xmlns:pic="http://schemas.openxmlformats.org/drawingml/2006/picture">
                   <pic:nvPicPr>
                     <pic:cNvPr id="0" name="Picture 20"/>
-                    <pic:cNvPicPr>
-                      <a:picLocks noChangeAspect="1" noChangeArrowheads="1"/>
-                    </pic:cNvPicPr>
-                  </pic:nvPicPr>
-                  <pic:blipFill>
-                    <a:blip r:embed="rId12">
-                      <a:extLst>
-                        <a:ext uri="{28A0092B-C50C-407E-A947-70E740481C1C}">
-                          <a14:useLocalDpi xmlns:a14="http://schemas.microsoft.com/office/drawing/2010/main" val="0"/>
-                        </a:ext>
-                      </a:extLst>
-                    </a:blip>
-                    <a:srcRect/>
-                    <a:stretch>
-                      <a:fillRect/>
-                    </a:stretch>
-                  </pic:blipFill>
-                  <pic:spPr bwMode="auto">
-                    <a:xfrm>
-                      <a:off x="0" y="0"/>
-                      <a:ext cx="5940425" cy="2267585"/>
-                    </a:xfrm>
-                    <a:prstGeom prst="rect">
-                      <a:avLst/>
-                    </a:prstGeom>
-                    <a:noFill/>
-                    <a:ln>
-                      <a:noFill/>
-                    </a:ln>
-                  </pic:spPr>
-                </pic:pic>
-              </a:graphicData>
-            </a:graphic>
-          </wp:inline>
-        </w:drawing>
-      </w:r>
-    </w:p>
-    <w:p>
-      <w:pPr>
-        <w:pStyle w:val="af"/>
-      </w:pPr>
-      <w:r>
-        <w:t>Рисунок 8 — Вариант 1: синтетический ряд с сезонной компонентой и шумом</w:t>
-      </w:r>
-    </w:p>
-    <w:p>
-      <w:pPr>
-        <w:pStyle w:val="Base"/>
-      </w:pPr>
-      <w:r>
-        <w:t xml:space="preserve">Ряд построен как сумма двух синусоид с разными периодами. На графике видны повторяющиеся колебания с амплитудой от -2 до +2.5, без какого-либо общего направления </w:t>
-      </w:r>
-      <w:r>
-        <w:lastRenderedPageBreak/>
-        <w:t>роста или убывания. Ряд является стационарным — его статистические свойства не меняются со временем.</w:t>
-      </w:r>
-    </w:p>
-    <w:p>
-      <w:pPr>
-        <w:pStyle w:val="Base"/>
-        <w:rPr>
-          <w:lang w:val="en-US"/>
-        </w:rPr>
-      </w:pPr>
-      <w:r>
-        <w:t>Меняющийся тренд и шум</w:t>
-      </w:r>
-      <w:r>
-        <w:rPr>
-          <w:lang w:val="en-US"/>
-        </w:rPr>
-        <w:t>:</w:t>
-      </w:r>
-    </w:p>
-    <w:p>
-      <w:pPr>
-        <w:pStyle w:val="Base"/>
-        <w:spacing w:before="120"/>
-        <w:ind w:firstLine="0"/>
-        <w:jc w:val="center"/>
-        <w:rPr>
-          <w:lang w:val="en-US"/>
-        </w:rPr>
-      </w:pPr>
-    </w:p>
-    <w:p>
-      <w:pPr>
-        <w:pStyle w:val="Base"/>
-        <w:spacing w:before="120"/>
-        <w:ind w:firstLine="0"/>
-        <w:jc w:val="center"/>
-        <w:rPr>
-          <w:lang w:val="en-US"/>
-        </w:rPr>
-      </w:pPr>
-      <w:r>
-        <w:rPr>
-          <w:noProof/>
-        </w:rPr>
-        <w:drawing>
-          <wp:inline distT="0" distB="0" distL="0" distR="0" wp14:anchorId="43516566" wp14:editId="3BBFF044">
-            <wp:extent cx="5940425" cy="2267585"/>
-            <wp:effectExtent l="0" t="0" r="3175" b="5715"/>
-            <wp:docPr id="2025881734" name="Рисунок 10"/>
-            <wp:cNvGraphicFramePr>
-              <a:graphicFrameLocks xmlns:a="http://schemas.openxmlformats.org/drawingml/2006/main" noChangeAspect="1"/>
-            </wp:cNvGraphicFramePr>
-            <a:graphic xmlns:a="http://schemas.openxmlformats.org/drawingml/2006/main">
-              <a:graphicData uri="http://schemas.openxmlformats.org/drawingml/2006/picture">
-                <pic:pic xmlns:pic="http://schemas.openxmlformats.org/drawingml/2006/picture">
-                  <pic:nvPicPr>
-                    <pic:cNvPr id="0" name="Picture 22"/>
                     <pic:cNvPicPr>
                       <a:picLocks noChangeAspect="1" noChangeArrowheads="1"/>
                     </pic:cNvPicPr>
@@ -2949,6 +4714,118 @@
         <w:pStyle w:val="af"/>
       </w:pPr>
       <w:r>
+        <w:t>Рисунок 8 — Вариант 1: синтетический ряд с сезонной компонентой и шумом</w:t>
+      </w:r>
+    </w:p>
+    <w:p>
+      <w:pPr>
+        <w:pStyle w:val="Base"/>
+      </w:pPr>
+      <w:r>
+        <w:t xml:space="preserve">Ряд построен как сумма двух синусоид с разными периодами. На графике видны повторяющиеся колебания с амплитудой от -2 до +2.5, без какого-либо общего направления </w:t>
+      </w:r>
+      <w:r>
+        <w:lastRenderedPageBreak/>
+        <w:t>роста или убывания. Ряд является стационарным — его статистические свойства не меняются со временем.</w:t>
+      </w:r>
+    </w:p>
+    <w:p>
+      <w:pPr>
+        <w:pStyle w:val="Base"/>
+        <w:rPr>
+          <w:lang w:val="en-US"/>
+        </w:rPr>
+      </w:pPr>
+      <w:r>
+        <w:t>Меняющийся тренд и шум</w:t>
+      </w:r>
+      <w:r>
+        <w:rPr>
+          <w:lang w:val="en-US"/>
+        </w:rPr>
+        <w:t>:</w:t>
+      </w:r>
+    </w:p>
+    <w:p>
+      <w:pPr>
+        <w:pStyle w:val="Base"/>
+        <w:spacing w:before="120"/>
+        <w:ind w:firstLine="0"/>
+        <w:jc w:val="center"/>
+        <w:rPr>
+          <w:lang w:val="en-US"/>
+        </w:rPr>
+      </w:pPr>
+    </w:p>
+    <w:p>
+      <w:pPr>
+        <w:pStyle w:val="Base"/>
+        <w:spacing w:before="120"/>
+        <w:ind w:firstLine="0"/>
+        <w:jc w:val="center"/>
+        <w:rPr>
+          <w:lang w:val="en-US"/>
+        </w:rPr>
+      </w:pPr>
+      <w:r>
+        <w:rPr>
+          <w:noProof/>
+        </w:rPr>
+        <w:drawing>
+          <wp:inline distT="0" distB="0" distL="0" distR="0" wp14:anchorId="43516566" wp14:editId="3BBFF044">
+            <wp:extent cx="5940425" cy="2267585"/>
+            <wp:effectExtent l="0" t="0" r="3175" b="5715"/>
+            <wp:docPr id="2025881734" name="Рисунок 10"/>
+            <wp:cNvGraphicFramePr>
+              <a:graphicFrameLocks xmlns:a="http://schemas.openxmlformats.org/drawingml/2006/main" noChangeAspect="1"/>
+            </wp:cNvGraphicFramePr>
+            <a:graphic xmlns:a="http://schemas.openxmlformats.org/drawingml/2006/main">
+              <a:graphicData uri="http://schemas.openxmlformats.org/drawingml/2006/picture">
+                <pic:pic xmlns:pic="http://schemas.openxmlformats.org/drawingml/2006/picture">
+                  <pic:nvPicPr>
+                    <pic:cNvPr id="0" name="Picture 22"/>
+                    <pic:cNvPicPr>
+                      <a:picLocks noChangeAspect="1" noChangeArrowheads="1"/>
+                    </pic:cNvPicPr>
+                  </pic:nvPicPr>
+                  <pic:blipFill>
+                    <a:blip r:embed="rId14">
+                      <a:extLst>
+                        <a:ext uri="{28A0092B-C50C-407E-A947-70E740481C1C}">
+                          <a14:useLocalDpi xmlns:a14="http://schemas.microsoft.com/office/drawing/2010/main" val="0"/>
+                        </a:ext>
+                      </a:extLst>
+                    </a:blip>
+                    <a:srcRect/>
+                    <a:stretch>
+                      <a:fillRect/>
+                    </a:stretch>
+                  </pic:blipFill>
+                  <pic:spPr bwMode="auto">
+                    <a:xfrm>
+                      <a:off x="0" y="0"/>
+                      <a:ext cx="5940425" cy="2267585"/>
+                    </a:xfrm>
+                    <a:prstGeom prst="rect">
+                      <a:avLst/>
+                    </a:prstGeom>
+                    <a:noFill/>
+                    <a:ln>
+                      <a:noFill/>
+                    </a:ln>
+                  </pic:spPr>
+                </pic:pic>
+              </a:graphicData>
+            </a:graphic>
+          </wp:inline>
+        </w:drawing>
+      </w:r>
+    </w:p>
+    <w:p>
+      <w:pPr>
+        <w:pStyle w:val="af"/>
+      </w:pPr>
+      <w:r>
         <w:t>Рисунок 9 — Вариант 2: синтетический ряд с меняющимся трендом и шумом</w:t>
       </w:r>
     </w:p>
@@ -2968,6 +4845,7 @@
           <w:color w:val="auto"/>
         </w:rPr>
       </w:pPr>
+      <w:bookmarkStart w:id="19" w:name="_Toc230342062"/>
       <w:r>
         <w:rPr>
           <w:rFonts w:cs="Times New Roman"/>
@@ -2975,6 +4853,7 @@
         </w:rPr>
         <w:t>4. Измените конфигурацию нейросети: оставьте одну однонаправленную ячейку LSTM с выходным полносвязным слоем. Обучите ее на новых синтетических данных и сравните 3 разных варианта размерности состояния ячейки.</w:t>
       </w:r>
+      <w:bookmarkEnd w:id="19"/>
     </w:p>
     <w:p>
       <w:pPr>
@@ -3013,7 +4892,7 @@
                     </pic:cNvPicPr>
                   </pic:nvPicPr>
                   <pic:blipFill>
-                    <a:blip r:embed="rId14">
+                    <a:blip r:embed="rId15">
                       <a:extLst>
                         <a:ext uri="{28A0092B-C50C-407E-A947-70E740481C1C}">
                           <a14:useLocalDpi xmlns:a14="http://schemas.microsoft.com/office/drawing/2010/main" val="0"/>
@@ -3048,9 +4927,25 @@
     <w:p>
       <w:pPr>
         <w:pStyle w:val="af"/>
-      </w:pPr>
-      <w:r>
-        <w:t>Рисунок 10 — Сравнение RMSE при разных hidden_size (1 слой, однонаправленная LSTM)</w:t>
+        <w:rPr>
+          <w:lang w:val="en-US"/>
+        </w:rPr>
+      </w:pPr>
+      <w:r>
+        <w:t xml:space="preserve">Рисунок 10 — Сравнение RMSE при разных </w:t>
+      </w:r>
+      <w:proofErr w:type="spellStart"/>
+      <w:r>
+        <w:t>hidden_size</w:t>
+      </w:r>
+      <w:proofErr w:type="spellEnd"/>
+    </w:p>
+    <w:p>
+      <w:pPr>
+        <w:pStyle w:val="af"/>
+      </w:pPr>
+      <w:r>
+        <w:t>(1 слой, однонаправленная LSTM)</w:t>
       </w:r>
     </w:p>
     <w:p>
@@ -3060,7 +4955,6 @@
         <w:rPr>
           <w:i/>
           <w:iCs/>
-          <w:lang w:val="en-US"/>
         </w:rPr>
       </w:pPr>
       <w:r>
@@ -3074,9 +4968,8 @@
         <w:rPr>
           <w:i/>
           <w:iCs/>
-          <w:lang w:val="en-US"/>
-        </w:rPr>
-        <w:t>:</w:t>
+        </w:rPr>
+        <w:t xml:space="preserve"> задания №4</w:t>
       </w:r>
     </w:p>
     <w:tbl>
@@ -3333,13 +5226,22 @@
           <w:color w:val="auto"/>
         </w:rPr>
       </w:pPr>
+      <w:bookmarkStart w:id="20" w:name="_Toc230342063"/>
       <w:r>
         <w:rPr>
           <w:rFonts w:cs="Times New Roman"/>
           <w:color w:val="auto"/>
         </w:rPr>
+        <w:t xml:space="preserve">5. </w:t>
+      </w:r>
+      <w:r>
+        <w:rPr>
+          <w:rFonts w:cs="Times New Roman"/>
+          <w:color w:val="auto"/>
+        </w:rPr>
         <w:t>Укажите, какие действия помогли улучшить метрики ваших моделей и объясните почему.</w:t>
       </w:r>
+      <w:bookmarkEnd w:id="20"/>
     </w:p>
     <w:p>
       <w:pPr>
@@ -3383,14 +5285,24 @@
           <w:shd w:val="clear" w:color="auto" w:fill="FFFFFF"/>
         </w:rPr>
       </w:pPr>
+      <w:bookmarkStart w:id="21" w:name="_Toc230342064"/>
       <w:r>
         <w:rPr>
           <w:rFonts w:cs="Times New Roman"/>
           <w:color w:val="auto"/>
           <w:shd w:val="clear" w:color="auto" w:fill="FFFFFF"/>
         </w:rPr>
+        <w:t xml:space="preserve">6. </w:t>
+      </w:r>
+      <w:r>
+        <w:rPr>
+          <w:rFonts w:cs="Times New Roman"/>
+          <w:color w:val="auto"/>
+          <w:shd w:val="clear" w:color="auto" w:fill="FFFFFF"/>
+        </w:rPr>
         <w:t>Как меняется количество обучаемых в LSTM параметров при изменении ее конфигурации</w:t>
       </w:r>
+      <w:bookmarkEnd w:id="21"/>
     </w:p>
     <w:p>
       <w:pPr>
@@ -3697,6 +5609,7 @@
           <w:color w:val="auto"/>
         </w:rPr>
       </w:pPr>
+      <w:bookmarkStart w:id="22" w:name="_Toc230342065"/>
       <w:r>
         <w:rPr>
           <w:rFonts w:cs="Times New Roman"/>
@@ -3704,6 +5617,7 @@
         </w:rPr>
         <w:t>Дополнение к заданию 2</w:t>
       </w:r>
+      <w:bookmarkEnd w:id="22"/>
     </w:p>
     <w:p>
       <w:pPr>
@@ -5332,19 +7246,27 @@
     <w:p>
       <w:pPr>
         <w:pStyle w:val="1"/>
-        <w:rPr>
-          <w:rFonts w:cs="Times New Roman"/>
+        <w:spacing w:before="0"/>
+        <w:jc w:val="center"/>
+        <w:rPr>
           <w:color w:val="auto"/>
-        </w:rPr>
-      </w:pPr>
-      <w:r>
-        <w:rPr>
-          <w:rFonts w:cs="Times New Roman"/>
+          <w:sz w:val="28"/>
+          <w:szCs w:val="28"/>
+        </w:rPr>
+      </w:pPr>
+      <w:bookmarkStart w:id="23" w:name="_Toc199978825"/>
+      <w:bookmarkStart w:id="24" w:name="_Toc230342066"/>
+      <w:r>
+        <w:rPr>
           <w:color w:val="auto"/>
+          <w:sz w:val="28"/>
+          <w:szCs w:val="28"/>
         </w:rPr>
         <w:lastRenderedPageBreak/>
-        <w:t>Вывод</w:t>
-      </w:r>
+        <w:t>ЗАКЛЮЧЕНИЕ</w:t>
+      </w:r>
+      <w:bookmarkEnd w:id="23"/>
+      <w:bookmarkEnd w:id="24"/>
     </w:p>
     <w:p>
       <w:pPr>
@@ -5401,6 +7323,154 @@
       <w:r>
         <w:t>В целом для зашумлённых реальных данных классическая авторегрессия оказалась сопоставима с LSTM, что говорит о том, что сложность модели не всегда является решающим фактором — важнее качество данных и правильный подбор гиперпараметров.</w:t>
       </w:r>
+    </w:p>
+    <w:p>
+      <w:pPr>
+        <w:rPr>
+          <w:lang w:val="en-US"/>
+        </w:rPr>
+      </w:pPr>
+      <w:r>
+        <w:br w:type="page"/>
+      </w:r>
+    </w:p>
+    <w:p>
+      <w:pPr>
+        <w:pStyle w:val="11"/>
+        <w:spacing w:before="0" w:after="440" w:line="240" w:lineRule="auto"/>
+        <w:ind w:firstLine="0"/>
+        <w:jc w:val="center"/>
+      </w:pPr>
+      <w:bookmarkStart w:id="25" w:name="_Toc136587591"/>
+      <w:bookmarkStart w:id="26" w:name="_Toc169725690"/>
+      <w:bookmarkStart w:id="27" w:name="_Toc169968050"/>
+      <w:bookmarkStart w:id="28" w:name="_Toc199964609"/>
+      <w:bookmarkStart w:id="29" w:name="_Toc199978826"/>
+      <w:bookmarkStart w:id="30" w:name="_Toc230342067"/>
+      <w:r>
+        <w:lastRenderedPageBreak/>
+        <w:t>СПИСОК ИСПОЛЬЗОВАННЫХ ИСТОЧНИКОВ</w:t>
+      </w:r>
+      <w:bookmarkEnd w:id="25"/>
+      <w:bookmarkEnd w:id="26"/>
+      <w:bookmarkEnd w:id="27"/>
+      <w:bookmarkEnd w:id="28"/>
+      <w:bookmarkEnd w:id="29"/>
+      <w:bookmarkEnd w:id="30"/>
+    </w:p>
+    <w:p>
+      <w:pPr>
+        <w:numPr>
+          <w:ilvl w:val="0"/>
+          <w:numId w:val="10"/>
+        </w:numPr>
+        <w:tabs>
+          <w:tab w:val="left" w:pos="1276"/>
+        </w:tabs>
+        <w:spacing w:line="360" w:lineRule="auto"/>
+        <w:ind w:left="0" w:firstLine="709"/>
+        <w:contextualSpacing/>
+        <w:jc w:val="both"/>
+        <w:rPr>
+          <w:sz w:val="28"/>
+          <w:szCs w:val="28"/>
+          <w:shd w:val="clear" w:color="auto" w:fill="FFFFFF"/>
+        </w:rPr>
+      </w:pPr>
+      <w:r>
+        <w:rPr>
+          <w:sz w:val="28"/>
+          <w:szCs w:val="28"/>
+          <w:shd w:val="clear" w:color="auto" w:fill="FFFFFF"/>
+        </w:rPr>
+        <w:t xml:space="preserve">Методические указания к лабораторным работам. Источник: </w:t>
+      </w:r>
+      <w:hyperlink r:id="rId16" w:history="1">
+        <w:r>
+          <w:rPr>
+            <w:rStyle w:val="af4"/>
+            <w:sz w:val="28"/>
+            <w:szCs w:val="28"/>
+            <w:shd w:val="clear" w:color="auto" w:fill="FFFFFF"/>
+          </w:rPr>
+          <w:t>https://github.com/iu5git/Deep-learning</w:t>
+        </w:r>
+      </w:hyperlink>
+    </w:p>
+    <w:p>
+      <w:pPr>
+        <w:numPr>
+          <w:ilvl w:val="0"/>
+          <w:numId w:val="10"/>
+        </w:numPr>
+        <w:tabs>
+          <w:tab w:val="left" w:pos="1276"/>
+        </w:tabs>
+        <w:spacing w:line="360" w:lineRule="auto"/>
+        <w:ind w:left="0" w:firstLine="709"/>
+        <w:contextualSpacing/>
+        <w:jc w:val="both"/>
+        <w:rPr>
+          <w:sz w:val="28"/>
+          <w:szCs w:val="28"/>
+          <w:shd w:val="clear" w:color="auto" w:fill="FFFFFF"/>
+        </w:rPr>
+      </w:pPr>
+      <w:r>
+        <w:rPr>
+          <w:sz w:val="28"/>
+          <w:szCs w:val="28"/>
+          <w:shd w:val="clear" w:color="auto" w:fill="FFFFFF"/>
+        </w:rPr>
+        <w:t xml:space="preserve">Материал видео-лекций по предмету </w:t>
+      </w:r>
+      <w:r>
+        <w:rPr>
+          <w:sz w:val="28"/>
+          <w:szCs w:val="28"/>
+          <w:shd w:val="clear" w:color="auto" w:fill="FFFFFF"/>
+        </w:rPr>
+        <w:t xml:space="preserve">“Разработка нейросетевых систем”. </w:t>
+      </w:r>
+      <w:r>
+        <w:rPr>
+          <w:sz w:val="28"/>
+          <w:szCs w:val="28"/>
+          <w:shd w:val="clear" w:color="auto" w:fill="FFFFFF"/>
+        </w:rPr>
+        <w:t xml:space="preserve">Источник: </w:t>
+      </w:r>
+      <w:hyperlink r:id="rId17" w:history="1">
+        <w:r>
+          <w:rPr>
+            <w:rStyle w:val="af4"/>
+            <w:sz w:val="28"/>
+            <w:szCs w:val="28"/>
+            <w:shd w:val="clear" w:color="auto" w:fill="FFFFFF"/>
+          </w:rPr>
+          <w:t xml:space="preserve">Deep </w:t>
+        </w:r>
+        <w:proofErr w:type="spellStart"/>
+        <w:r>
+          <w:rPr>
+            <w:rStyle w:val="af4"/>
+            <w:sz w:val="28"/>
+            <w:szCs w:val="28"/>
+            <w:shd w:val="clear" w:color="auto" w:fill="FFFFFF"/>
+          </w:rPr>
+          <w:t>learning</w:t>
+        </w:r>
+        <w:proofErr w:type="spellEnd"/>
+        <w:r>
+          <w:rPr>
+            <w:rStyle w:val="af4"/>
+            <w:sz w:val="28"/>
+            <w:szCs w:val="28"/>
+            <w:shd w:val="clear" w:color="auto" w:fill="FFFFFF"/>
+          </w:rPr>
+          <w:t xml:space="preserve"> - YouTube</w:t>
+        </w:r>
+      </w:hyperlink>
     </w:p>
     <w:p>
       <w:pPr>
@@ -5624,6 +7694,124 @@
     </w:lvl>
   </w:abstractNum>
   <w:abstractNum w:abstractNumId="2" w15:restartNumberingAfterBreak="0">
+    <w:nsid w:val="2044778F"/>
+    <w:multiLevelType w:val="multilevel"/>
+    <w:tmpl w:val="26529B46"/>
+    <w:lvl w:ilvl="0">
+      <w:start w:val="1"/>
+      <w:numFmt w:val="decimal"/>
+      <w:lvlText w:val="%1."/>
+      <w:lvlJc w:val="left"/>
+      <w:pPr>
+        <w:ind w:left="720" w:hanging="360"/>
+      </w:pPr>
+    </w:lvl>
+    <w:lvl w:ilvl="1">
+      <w:start w:val="1"/>
+      <w:numFmt w:val="decimal"/>
+      <w:isLgl/>
+      <w:lvlText w:val="%1.%2."/>
+      <w:lvlJc w:val="left"/>
+      <w:pPr>
+        <w:ind w:left="1254" w:hanging="720"/>
+      </w:pPr>
+      <w:rPr>
+        <w:rFonts w:hint="default"/>
+      </w:rPr>
+    </w:lvl>
+    <w:lvl w:ilvl="2">
+      <w:start w:val="6"/>
+      <w:numFmt w:val="decimal"/>
+      <w:isLgl/>
+      <w:lvlText w:val="%1.%2.%3."/>
+      <w:lvlJc w:val="left"/>
+      <w:pPr>
+        <w:ind w:left="1428" w:hanging="720"/>
+      </w:pPr>
+      <w:rPr>
+        <w:rFonts w:hint="default"/>
+      </w:rPr>
+    </w:lvl>
+    <w:lvl w:ilvl="3">
+      <w:start w:val="1"/>
+      <w:numFmt w:val="decimal"/>
+      <w:isLgl/>
+      <w:lvlText w:val="%1.%2.%3.%4."/>
+      <w:lvlJc w:val="left"/>
+      <w:pPr>
+        <w:ind w:left="1962" w:hanging="1080"/>
+      </w:pPr>
+      <w:rPr>
+        <w:rFonts w:hint="default"/>
+      </w:rPr>
+    </w:lvl>
+    <w:lvl w:ilvl="4">
+      <w:start w:val="1"/>
+      <w:numFmt w:val="decimal"/>
+      <w:isLgl/>
+      <w:lvlText w:val="%1.%2.%3.%4.%5."/>
+      <w:lvlJc w:val="left"/>
+      <w:pPr>
+        <w:ind w:left="2136" w:hanging="1080"/>
+      </w:pPr>
+      <w:rPr>
+        <w:rFonts w:hint="default"/>
+      </w:rPr>
+    </w:lvl>
+    <w:lvl w:ilvl="5">
+      <w:start w:val="1"/>
+      <w:numFmt w:val="decimal"/>
+      <w:isLgl/>
+      <w:lvlText w:val="%1.%2.%3.%4.%5.%6."/>
+      <w:lvlJc w:val="left"/>
+      <w:pPr>
+        <w:ind w:left="2670" w:hanging="1440"/>
+      </w:pPr>
+      <w:rPr>
+        <w:rFonts w:hint="default"/>
+      </w:rPr>
+    </w:lvl>
+    <w:lvl w:ilvl="6">
+      <w:start w:val="1"/>
+      <w:numFmt w:val="decimal"/>
+      <w:isLgl/>
+      <w:lvlText w:val="%1.%2.%3.%4.%5.%6.%7."/>
+      <w:lvlJc w:val="left"/>
+      <w:pPr>
+        <w:ind w:left="3204" w:hanging="1800"/>
+      </w:pPr>
+      <w:rPr>
+        <w:rFonts w:hint="default"/>
+      </w:rPr>
+    </w:lvl>
+    <w:lvl w:ilvl="7">
+      <w:start w:val="1"/>
+      <w:numFmt w:val="decimal"/>
+      <w:isLgl/>
+      <w:lvlText w:val="%1.%2.%3.%4.%5.%6.%7.%8."/>
+      <w:lvlJc w:val="left"/>
+      <w:pPr>
+        <w:ind w:left="3378" w:hanging="1800"/>
+      </w:pPr>
+      <w:rPr>
+        <w:rFonts w:hint="default"/>
+      </w:rPr>
+    </w:lvl>
+    <w:lvl w:ilvl="8">
+      <w:start w:val="1"/>
+      <w:numFmt w:val="decimal"/>
+      <w:isLgl/>
+      <w:lvlText w:val="%1.%2.%3.%4.%5.%6.%7.%8.%9."/>
+      <w:lvlJc w:val="left"/>
+      <w:pPr>
+        <w:ind w:left="3912" w:hanging="2160"/>
+      </w:pPr>
+      <w:rPr>
+        <w:rFonts w:hint="default"/>
+      </w:rPr>
+    </w:lvl>
+  </w:abstractNum>
+  <w:abstractNum w:abstractNumId="3" w15:restartNumberingAfterBreak="0">
     <w:nsid w:val="375871CC"/>
     <w:multiLevelType w:val="hybridMultilevel"/>
     <w:tmpl w:val="53C0731A"/>
@@ -5712,7 +7900,7 @@
       </w:pPr>
     </w:lvl>
   </w:abstractNum>
-  <w:abstractNum w:abstractNumId="3" w15:restartNumberingAfterBreak="0">
+  <w:abstractNum w:abstractNumId="4" w15:restartNumberingAfterBreak="0">
     <w:nsid w:val="40B522BA"/>
     <w:multiLevelType w:val="multilevel"/>
     <w:tmpl w:val="E690D02E"/>
@@ -5825,7 +8013,7 @@
       </w:pPr>
     </w:lvl>
   </w:abstractNum>
-  <w:abstractNum w:abstractNumId="4" w15:restartNumberingAfterBreak="0">
+  <w:abstractNum w:abstractNumId="5" w15:restartNumberingAfterBreak="0">
     <w:nsid w:val="49300548"/>
     <w:multiLevelType w:val="multilevel"/>
     <w:tmpl w:val="4D10B5EE"/>
@@ -5947,7 +8135,7 @@
       </w:rPr>
     </w:lvl>
   </w:abstractNum>
-  <w:abstractNum w:abstractNumId="5" w15:restartNumberingAfterBreak="0">
+  <w:abstractNum w:abstractNumId="6" w15:restartNumberingAfterBreak="0">
     <w:nsid w:val="627037B6"/>
     <w:multiLevelType w:val="multilevel"/>
     <w:tmpl w:val="11F4386A"/>
@@ -6060,7 +8248,7 @@
       </w:pPr>
     </w:lvl>
   </w:abstractNum>
-  <w:abstractNum w:abstractNumId="6" w15:restartNumberingAfterBreak="0">
+  <w:abstractNum w:abstractNumId="7" w15:restartNumberingAfterBreak="0">
     <w:nsid w:val="738C1ED3"/>
     <w:multiLevelType w:val="multilevel"/>
     <w:tmpl w:val="7FFEC698"/>
@@ -6173,8 +8361,97 @@
       </w:pPr>
     </w:lvl>
   </w:abstractNum>
+  <w:abstractNum w:abstractNumId="8" w15:restartNumberingAfterBreak="0">
+    <w:nsid w:val="77096045"/>
+    <w:multiLevelType w:val="hybridMultilevel"/>
+    <w:tmpl w:val="A30ED99E"/>
+    <w:lvl w:ilvl="0" w:tplc="04190011">
+      <w:start w:val="1"/>
+      <w:numFmt w:val="decimal"/>
+      <w:lvlText w:val="%1)"/>
+      <w:lvlJc w:val="left"/>
+      <w:pPr>
+        <w:ind w:left="720" w:hanging="360"/>
+      </w:pPr>
+      <w:rPr>
+        <w:rFonts w:hint="default"/>
+      </w:rPr>
+    </w:lvl>
+    <w:lvl w:ilvl="1" w:tplc="04190019" w:tentative="1">
+      <w:start w:val="1"/>
+      <w:numFmt w:val="lowerLetter"/>
+      <w:lvlText w:val="%2."/>
+      <w:lvlJc w:val="left"/>
+      <w:pPr>
+        <w:ind w:left="1440" w:hanging="360"/>
+      </w:pPr>
+    </w:lvl>
+    <w:lvl w:ilvl="2" w:tplc="0419001B" w:tentative="1">
+      <w:start w:val="1"/>
+      <w:numFmt w:val="lowerRoman"/>
+      <w:lvlText w:val="%3."/>
+      <w:lvlJc w:val="right"/>
+      <w:pPr>
+        <w:ind w:left="2160" w:hanging="180"/>
+      </w:pPr>
+    </w:lvl>
+    <w:lvl w:ilvl="3" w:tplc="0419000F" w:tentative="1">
+      <w:start w:val="1"/>
+      <w:numFmt w:val="decimal"/>
+      <w:lvlText w:val="%4."/>
+      <w:lvlJc w:val="left"/>
+      <w:pPr>
+        <w:ind w:left="2880" w:hanging="360"/>
+      </w:pPr>
+    </w:lvl>
+    <w:lvl w:ilvl="4" w:tplc="04190019" w:tentative="1">
+      <w:start w:val="1"/>
+      <w:numFmt w:val="lowerLetter"/>
+      <w:lvlText w:val="%5."/>
+      <w:lvlJc w:val="left"/>
+      <w:pPr>
+        <w:ind w:left="3600" w:hanging="360"/>
+      </w:pPr>
+    </w:lvl>
+    <w:lvl w:ilvl="5" w:tplc="0419001B" w:tentative="1">
+      <w:start w:val="1"/>
+      <w:numFmt w:val="lowerRoman"/>
+      <w:lvlText w:val="%6."/>
+      <w:lvlJc w:val="right"/>
+      <w:pPr>
+        <w:ind w:left="4320" w:hanging="180"/>
+      </w:pPr>
+    </w:lvl>
+    <w:lvl w:ilvl="6" w:tplc="0419000F" w:tentative="1">
+      <w:start w:val="1"/>
+      <w:numFmt w:val="decimal"/>
+      <w:lvlText w:val="%7."/>
+      <w:lvlJc w:val="left"/>
+      <w:pPr>
+        <w:ind w:left="5040" w:hanging="360"/>
+      </w:pPr>
+    </w:lvl>
+    <w:lvl w:ilvl="7" w:tplc="04190019" w:tentative="1">
+      <w:start w:val="1"/>
+      <w:numFmt w:val="lowerLetter"/>
+      <w:lvlText w:val="%8."/>
+      <w:lvlJc w:val="left"/>
+      <w:pPr>
+        <w:ind w:left="5760" w:hanging="360"/>
+      </w:pPr>
+    </w:lvl>
+    <w:lvl w:ilvl="8" w:tplc="0419001B" w:tentative="1">
+      <w:start w:val="1"/>
+      <w:numFmt w:val="lowerRoman"/>
+      <w:lvlText w:val="%9."/>
+      <w:lvlJc w:val="right"/>
+      <w:pPr>
+        <w:ind w:left="6480" w:hanging="180"/>
+      </w:pPr>
+    </w:lvl>
+  </w:abstractNum>
   <w:num w:numId="1" w16cid:durableId="61760233">
-    <w:abstractNumId w:val="3"/>
+    <w:abstractNumId w:val="4"/>
   </w:num>
   <w:num w:numId="2" w16cid:durableId="250772917">
     <w:abstractNumId w:val="1"/>
@@ -6183,22 +8460,28 @@
     <w:abstractNumId w:val="0"/>
   </w:num>
   <w:num w:numId="4" w16cid:durableId="928581498">
+    <w:abstractNumId w:val="7"/>
+  </w:num>
+  <w:num w:numId="5" w16cid:durableId="2138403691">
+    <w:abstractNumId w:val="3"/>
+  </w:num>
+  <w:num w:numId="6" w16cid:durableId="1218591236">
     <w:abstractNumId w:val="6"/>
   </w:num>
-  <w:num w:numId="5" w16cid:durableId="2138403691">
-    <w:abstractNumId w:val="2"/>
-  </w:num>
-  <w:num w:numId="6" w16cid:durableId="1218591236">
+  <w:num w:numId="7" w16cid:durableId="765462646">
     <w:abstractNumId w:val="5"/>
   </w:num>
-  <w:num w:numId="7" w16cid:durableId="765462646">
-    <w:abstractNumId w:val="4"/>
-  </w:num>
   <w:num w:numId="8" w16cid:durableId="1142424060">
-    <w:abstractNumId w:val="4"/>
+    <w:abstractNumId w:val="5"/>
     <w:lvlOverride w:ilvl="0">
       <w:startOverride w:val="1"/>
     </w:lvlOverride>
+  </w:num>
+  <w:num w:numId="9" w16cid:durableId="645282191">
+    <w:abstractNumId w:val="8"/>
+  </w:num>
+  <w:num w:numId="10" w16cid:durableId="1970159395">
+    <w:abstractNumId w:val="2"/>
   </w:num>
 </w:numbering>
 </file>
@@ -7269,6 +9552,233 @@
       <w:lang w:eastAsia="en-US"/>
     </w:rPr>
   </w:style>
+  <w:style w:type="paragraph" w:customStyle="1" w:styleId="11">
+    <w:name w:val="1Заг"/>
+    <w:basedOn w:val="1"/>
+    <w:link w:val="12"/>
+    <w:qFormat/>
+    <w:rsid w:val="003E6CD5"/>
+    <w:pPr>
+      <w:spacing w:before="240" w:after="0" w:line="480" w:lineRule="auto"/>
+      <w:ind w:firstLine="709"/>
+    </w:pPr>
+    <w:rPr>
+      <w:rFonts w:cs="Times New Roman"/>
+      <w:color w:val="auto"/>
+      <w:sz w:val="32"/>
+      <w:szCs w:val="32"/>
+    </w:rPr>
+  </w:style>
+  <w:style w:type="character" w:customStyle="1" w:styleId="12">
+    <w:name w:val="1Заг Знак"/>
+    <w:basedOn w:val="a1"/>
+    <w:link w:val="11"/>
+    <w:rsid w:val="003E6CD5"/>
+    <w:rPr>
+      <w:rFonts w:ascii="Times New Roman" w:eastAsiaTheme="majorEastAsia" w:hAnsi="Times New Roman" w:cs="Times New Roman"/>
+      <w:b/>
+      <w:kern w:val="0"/>
+      <w:sz w:val="32"/>
+      <w:szCs w:val="32"/>
+      <w:lang w:eastAsia="ru-RU"/>
+      <w14:ligatures w14:val="none"/>
+    </w:rPr>
+  </w:style>
+  <w:style w:type="paragraph" w:styleId="af3">
+    <w:name w:val="TOC Heading"/>
+    <w:basedOn w:val="1"/>
+    <w:next w:val="a0"/>
+    <w:uiPriority w:val="39"/>
+    <w:unhideWhenUsed/>
+    <w:qFormat/>
+    <w:rsid w:val="003E6CD5"/>
+    <w:pPr>
+      <w:spacing w:before="480" w:after="0" w:line="276" w:lineRule="auto"/>
+      <w:outlineLvl w:val="9"/>
+    </w:pPr>
+    <w:rPr>
+      <w:rFonts w:asciiTheme="majorHAnsi" w:hAnsiTheme="majorHAnsi"/>
+      <w:bCs/>
+      <w:sz w:val="28"/>
+      <w:szCs w:val="28"/>
+    </w:rPr>
+  </w:style>
+  <w:style w:type="paragraph" w:styleId="13">
+    <w:name w:val="toc 1"/>
+    <w:basedOn w:val="a0"/>
+    <w:next w:val="a0"/>
+    <w:autoRedefine/>
+    <w:uiPriority w:val="39"/>
+    <w:unhideWhenUsed/>
+    <w:rsid w:val="003E6CD5"/>
+    <w:pPr>
+      <w:spacing w:before="120"/>
+    </w:pPr>
+    <w:rPr>
+      <w:rFonts w:asciiTheme="minorHAnsi" w:hAnsiTheme="minorHAnsi" w:cstheme="minorHAnsi"/>
+      <w:b/>
+      <w:bCs/>
+      <w:i/>
+      <w:iCs/>
+    </w:rPr>
+  </w:style>
+  <w:style w:type="paragraph" w:styleId="23">
+    <w:name w:val="toc 2"/>
+    <w:basedOn w:val="a0"/>
+    <w:next w:val="a0"/>
+    <w:autoRedefine/>
+    <w:uiPriority w:val="39"/>
+    <w:unhideWhenUsed/>
+    <w:rsid w:val="003E6CD5"/>
+    <w:pPr>
+      <w:spacing w:before="120"/>
+      <w:ind w:left="240"/>
+    </w:pPr>
+    <w:rPr>
+      <w:rFonts w:asciiTheme="minorHAnsi" w:hAnsiTheme="minorHAnsi" w:cstheme="minorHAnsi"/>
+      <w:b/>
+      <w:bCs/>
+      <w:sz w:val="22"/>
+      <w:szCs w:val="22"/>
+    </w:rPr>
+  </w:style>
+  <w:style w:type="character" w:styleId="af4">
+    <w:name w:val="Hyperlink"/>
+    <w:basedOn w:val="a1"/>
+    <w:uiPriority w:val="99"/>
+    <w:unhideWhenUsed/>
+    <w:rsid w:val="003E6CD5"/>
+    <w:rPr>
+      <w:color w:val="0563C1" w:themeColor="hyperlink"/>
+      <w:u w:val="single"/>
+    </w:rPr>
+  </w:style>
+  <w:style w:type="paragraph" w:styleId="31">
+    <w:name w:val="toc 3"/>
+    <w:basedOn w:val="a0"/>
+    <w:next w:val="a0"/>
+    <w:autoRedefine/>
+    <w:uiPriority w:val="39"/>
+    <w:semiHidden/>
+    <w:unhideWhenUsed/>
+    <w:rsid w:val="003E6CD5"/>
+    <w:pPr>
+      <w:ind w:left="480"/>
+    </w:pPr>
+    <w:rPr>
+      <w:rFonts w:asciiTheme="minorHAnsi" w:hAnsiTheme="minorHAnsi" w:cstheme="minorHAnsi"/>
+      <w:sz w:val="20"/>
+      <w:szCs w:val="20"/>
+    </w:rPr>
+  </w:style>
+  <w:style w:type="paragraph" w:styleId="41">
+    <w:name w:val="toc 4"/>
+    <w:basedOn w:val="a0"/>
+    <w:next w:val="a0"/>
+    <w:autoRedefine/>
+    <w:uiPriority w:val="39"/>
+    <w:semiHidden/>
+    <w:unhideWhenUsed/>
+    <w:rsid w:val="003E6CD5"/>
+    <w:pPr>
+      <w:ind w:left="720"/>
+    </w:pPr>
+    <w:rPr>
+      <w:rFonts w:asciiTheme="minorHAnsi" w:hAnsiTheme="minorHAnsi" w:cstheme="minorHAnsi"/>
+      <w:sz w:val="20"/>
+      <w:szCs w:val="20"/>
+    </w:rPr>
+  </w:style>
+  <w:style w:type="paragraph" w:styleId="51">
+    <w:name w:val="toc 5"/>
+    <w:basedOn w:val="a0"/>
+    <w:next w:val="a0"/>
+    <w:autoRedefine/>
+    <w:uiPriority w:val="39"/>
+    <w:semiHidden/>
+    <w:unhideWhenUsed/>
+    <w:rsid w:val="003E6CD5"/>
+    <w:pPr>
+      <w:ind w:left="960"/>
+    </w:pPr>
+    <w:rPr>
+      <w:rFonts w:asciiTheme="minorHAnsi" w:hAnsiTheme="minorHAnsi" w:cstheme="minorHAnsi"/>
+      <w:sz w:val="20"/>
+      <w:szCs w:val="20"/>
+    </w:rPr>
+  </w:style>
+  <w:style w:type="paragraph" w:styleId="61">
+    <w:name w:val="toc 6"/>
+    <w:basedOn w:val="a0"/>
+    <w:next w:val="a0"/>
+    <w:autoRedefine/>
+    <w:uiPriority w:val="39"/>
+    <w:semiHidden/>
+    <w:unhideWhenUsed/>
+    <w:rsid w:val="003E6CD5"/>
+    <w:pPr>
+      <w:ind w:left="1200"/>
+    </w:pPr>
+    <w:rPr>
+      <w:rFonts w:asciiTheme="minorHAnsi" w:hAnsiTheme="minorHAnsi" w:cstheme="minorHAnsi"/>
+      <w:sz w:val="20"/>
+      <w:szCs w:val="20"/>
+    </w:rPr>
+  </w:style>
+  <w:style w:type="paragraph" w:styleId="71">
+    <w:name w:val="toc 7"/>
+    <w:basedOn w:val="a0"/>
+    <w:next w:val="a0"/>
+    <w:autoRedefine/>
+    <w:uiPriority w:val="39"/>
+    <w:semiHidden/>
+    <w:unhideWhenUsed/>
+    <w:rsid w:val="003E6CD5"/>
+    <w:pPr>
+      <w:ind w:left="1440"/>
+    </w:pPr>
+    <w:rPr>
+      <w:rFonts w:asciiTheme="minorHAnsi" w:hAnsiTheme="minorHAnsi" w:cstheme="minorHAnsi"/>
+      <w:sz w:val="20"/>
+      <w:szCs w:val="20"/>
+    </w:rPr>
+  </w:style>
+  <w:style w:type="paragraph" w:styleId="81">
+    <w:name w:val="toc 8"/>
+    <w:basedOn w:val="a0"/>
+    <w:next w:val="a0"/>
+    <w:autoRedefine/>
+    <w:uiPriority w:val="39"/>
+    <w:semiHidden/>
+    <w:unhideWhenUsed/>
+    <w:rsid w:val="003E6CD5"/>
+    <w:pPr>
+      <w:ind w:left="1680"/>
+    </w:pPr>
+    <w:rPr>
+      <w:rFonts w:asciiTheme="minorHAnsi" w:hAnsiTheme="minorHAnsi" w:cstheme="minorHAnsi"/>
+      <w:sz w:val="20"/>
+      <w:szCs w:val="20"/>
+    </w:rPr>
+  </w:style>
+  <w:style w:type="paragraph" w:styleId="91">
+    <w:name w:val="toc 9"/>
+    <w:basedOn w:val="a0"/>
+    <w:next w:val="a0"/>
+    <w:autoRedefine/>
+    <w:uiPriority w:val="39"/>
+    <w:semiHidden/>
+    <w:unhideWhenUsed/>
+    <w:rsid w:val="003E6CD5"/>
+    <w:pPr>
+      <w:ind w:left="1920"/>
+    </w:pPr>
+    <w:rPr>
+      <w:rFonts w:asciiTheme="minorHAnsi" w:hAnsiTheme="minorHAnsi" w:cstheme="minorHAnsi"/>
+      <w:sz w:val="20"/>
+      <w:szCs w:val="20"/>
+    </w:rPr>
+  </w:style>
 </w:styles>
 </file>
 
@@ -7565,4 +10075,16 @@
     </a:ext>
   </a:extLst>
 </a:theme>
+</file>
+
+<file path=customXml/item1.xml><?xml version="1.0" encoding="utf-8"?>
+<b:Sources xmlns:b="http://schemas.openxmlformats.org/officeDocument/2006/bibliography" xmlns="http://schemas.openxmlformats.org/officeDocument/2006/bibliography" SelectedStyle="/APASixthEditionOfficeOnline.xsl" StyleName="APA" Version="6"/>
+</file>
+
+<file path=customXml/itemProps1.xml><?xml version="1.0" encoding="utf-8"?>
+<ds:datastoreItem xmlns:ds="http://schemas.openxmlformats.org/officeDocument/2006/customXml" ds:itemID="{B840D70D-6E6E-B44B-B145-3FA0D79D6F30}">
+  <ds:schemaRefs>
+    <ds:schemaRef ds:uri="http://schemas.openxmlformats.org/officeDocument/2006/bibliography"/>
+  </ds:schemaRefs>
+</ds:datastoreItem>
 </file>